--- a/lessons/8-1/downloads/reveal/teacher/8.1-homework-packet-level-1.docx
+++ b/lessons/8-1/downloads/reveal/teacher/8.1-homework-packet-level-1.docx
@@ -78,14 +78,15 @@
           <w:caps/>
           <w:color w:val="003A70"/>
           <w:spacing w:val="12"/>
-          <w:sz w:val="21"/>
+          <w:sz w:val="22"/>
           <w:szCs w:val="21"/>
         </w:rPr>
-        <w:t xml:space="preserve">Lesson 8-1  ·  Homework Packet  ·  Level 1  ·  Sheet 1 of 2</w:t>
+        <w:t xml:space="preserve">Lesson 8-1  ·  Homework Packet  ·  Supported  ·  Session 1 · pages 1–2</w:t>
       </w:r>
     </w:p>
     <w:p>
       <w:pPr>
+        <w:pStyle w:val="Heading1"/>
         <w:keepNext/>
         <w:spacing w:before="0" w:after="10" w:line="240" w:lineRule="auto"/>
       </w:pPr>
@@ -111,7 +112,7 @@
         <w:rPr>
           <w:rFonts w:ascii="Avenir Next" w:hAnsi="Avenir Next" w:cs="Avenir Next" w:eastAsia="Avenir Next"/>
           <w:color w:val="5A5F66"/>
-          <w:sz w:val="17"/>
+          <w:sz w:val="22"/>
           <w:szCs w:val="17"/>
         </w:rPr>
         <w:t xml:space="preserve">Maryland Standard 6.EE.B.5   ·   Learning target — I can check whether a value is a solution of an equation by substituting it.</w:t>
@@ -158,6 +159,7 @@
           </w:tcPr>
           <w:p>
             <w:pPr>
+              <w:pStyle w:val="Heading2"/>
               <w:spacing w:before="0" w:after="40" w:line="264" w:lineRule="auto"/>
             </w:pPr>
             <w:r>
@@ -185,25 +187,25 @@
                 <w:rFonts w:ascii="Avenir Next" w:hAnsi="Avenir Next" w:cs="Avenir Next" w:eastAsia="Avenir Next"/>
                 <w:b/>
                 <w:color w:val="003A70"/>
+                <w:sz w:val="22"/>
+                <w:szCs w:val="18"/>
+              </w:rPr>
+              <w:t xml:space="preserve">•</w:t>
+            </w:r>
+            <w:r>
+              <w:rPr>
+                <w:rFonts w:ascii="Avenir Next" w:hAnsi="Avenir Next" w:cs="Avenir Next" w:eastAsia="Avenir Next"/>
+                <w:color w:val="1A1A1A"/>
                 <w:sz w:val="18"/>
                 <w:szCs w:val="18"/>
               </w:rPr>
-              <w:t xml:space="preserve">•</w:t>
-            </w:r>
-            <w:r>
-              <w:rPr>
-                <w:rFonts w:ascii="Avenir Next" w:hAnsi="Avenir Next" w:cs="Avenir Next" w:eastAsia="Avenir Next"/>
-                <w:color w:val="1A1A1A"/>
-                <w:sz w:val="18"/>
-                <w:szCs w:val="18"/>
-              </w:rPr>
               <w:tab/>
             </w:r>
             <w:r>
               <w:rPr>
                 <w:rFonts w:ascii="Avenir Next" w:hAnsi="Avenir Next" w:cs="Avenir Next" w:eastAsia="Avenir Next"/>
                 <w:color w:val="1A1A1A"/>
-                <w:sz w:val="18"/>
+                <w:sz w:val="22"/>
                 <w:szCs w:val="18"/>
               </w:rPr>
               <w:t xml:space="preserve">A </w:t>
@@ -213,7 +215,7 @@
                 <w:rFonts w:ascii="Avenir Next" w:hAnsi="Avenir Next" w:cs="Avenir Next" w:eastAsia="Avenir Next"/>
                 <w:b/>
                 <w:color w:val="1A1A1A"/>
-                <w:sz w:val="18"/>
+                <w:sz w:val="22"/>
                 <w:szCs w:val="18"/>
               </w:rPr>
               <w:t xml:space="preserve">solution</w:t>
@@ -222,7 +224,7 @@
               <w:rPr>
                 <w:rFonts w:ascii="Avenir Next" w:hAnsi="Avenir Next" w:cs="Avenir Next" w:eastAsia="Avenir Next"/>
                 <w:color w:val="1A1A1A"/>
-                <w:sz w:val="18"/>
+                <w:sz w:val="22"/>
                 <w:szCs w:val="18"/>
               </w:rPr>
               <w:t xml:space="preserve"> is a value of the variable that makes an equation </w:t>
@@ -232,7 +234,7 @@
                 <w:rFonts w:ascii="Avenir Next" w:hAnsi="Avenir Next" w:cs="Avenir Next" w:eastAsia="Avenir Next"/>
                 <w:b/>
                 <w:color w:val="1A1A1A"/>
-                <w:sz w:val="18"/>
+                <w:sz w:val="22"/>
                 <w:szCs w:val="18"/>
               </w:rPr>
               <w:t xml:space="preserve">true</w:t>
@@ -241,7 +243,7 @@
               <w:rPr>
                 <w:rFonts w:ascii="Avenir Next" w:hAnsi="Avenir Next" w:cs="Avenir Next" w:eastAsia="Avenir Next"/>
                 <w:color w:val="1A1A1A"/>
-                <w:sz w:val="18"/>
+                <w:sz w:val="22"/>
                 <w:szCs w:val="18"/>
               </w:rPr>
               <w:t xml:space="preserve">.</w:t>
@@ -260,25 +262,25 @@
                 <w:rFonts w:ascii="Avenir Next" w:hAnsi="Avenir Next" w:cs="Avenir Next" w:eastAsia="Avenir Next"/>
                 <w:b/>
                 <w:color w:val="003A70"/>
+                <w:sz w:val="22"/>
+                <w:szCs w:val="18"/>
+              </w:rPr>
+              <w:t xml:space="preserve">•</w:t>
+            </w:r>
+            <w:r>
+              <w:rPr>
+                <w:rFonts w:ascii="Avenir Next" w:hAnsi="Avenir Next" w:cs="Avenir Next" w:eastAsia="Avenir Next"/>
+                <w:color w:val="1A1A1A"/>
                 <w:sz w:val="18"/>
                 <w:szCs w:val="18"/>
               </w:rPr>
-              <w:t xml:space="preserve">•</w:t>
-            </w:r>
-            <w:r>
-              <w:rPr>
-                <w:rFonts w:ascii="Avenir Next" w:hAnsi="Avenir Next" w:cs="Avenir Next" w:eastAsia="Avenir Next"/>
-                <w:color w:val="1A1A1A"/>
-                <w:sz w:val="18"/>
-                <w:szCs w:val="18"/>
-              </w:rPr>
               <w:tab/>
             </w:r>
             <w:r>
               <w:rPr>
                 <w:rFonts w:ascii="Avenir Next" w:hAnsi="Avenir Next" w:cs="Avenir Next" w:eastAsia="Avenir Next"/>
                 <w:color w:val="1A1A1A"/>
-                <w:sz w:val="18"/>
+                <w:sz w:val="22"/>
                 <w:szCs w:val="18"/>
               </w:rPr>
               <w:t xml:space="preserve">To check a value, </w:t>
@@ -288,7 +290,7 @@
                 <w:rFonts w:ascii="Avenir Next" w:hAnsi="Avenir Next" w:cs="Avenir Next" w:eastAsia="Avenir Next"/>
                 <w:b/>
                 <w:color w:val="1A1A1A"/>
-                <w:sz w:val="18"/>
+                <w:sz w:val="22"/>
                 <w:szCs w:val="18"/>
               </w:rPr>
               <w:t xml:space="preserve">substitute</w:t>
@@ -297,7 +299,7 @@
               <w:rPr>
                 <w:rFonts w:ascii="Avenir Next" w:hAnsi="Avenir Next" w:cs="Avenir Next" w:eastAsia="Avenir Next"/>
                 <w:color w:val="1A1A1A"/>
-                <w:sz w:val="18"/>
+                <w:sz w:val="22"/>
                 <w:szCs w:val="18"/>
               </w:rPr>
               <w:t xml:space="preserve"> it for the variable. Then compare the two sides.</w:t>
@@ -316,25 +318,25 @@
                 <w:rFonts w:ascii="Avenir Next" w:hAnsi="Avenir Next" w:cs="Avenir Next" w:eastAsia="Avenir Next"/>
                 <w:b/>
                 <w:color w:val="003A70"/>
+                <w:sz w:val="22"/>
+                <w:szCs w:val="18"/>
+              </w:rPr>
+              <w:t xml:space="preserve">•</w:t>
+            </w:r>
+            <w:r>
+              <w:rPr>
+                <w:rFonts w:ascii="Avenir Next" w:hAnsi="Avenir Next" w:cs="Avenir Next" w:eastAsia="Avenir Next"/>
+                <w:color w:val="1A1A1A"/>
                 <w:sz w:val="18"/>
                 <w:szCs w:val="18"/>
               </w:rPr>
-              <w:t xml:space="preserve">•</w:t>
-            </w:r>
-            <w:r>
-              <w:rPr>
-                <w:rFonts w:ascii="Avenir Next" w:hAnsi="Avenir Next" w:cs="Avenir Next" w:eastAsia="Avenir Next"/>
-                <w:color w:val="1A1A1A"/>
-                <w:sz w:val="18"/>
-                <w:szCs w:val="18"/>
-              </w:rPr>
               <w:tab/>
             </w:r>
             <w:r>
               <w:rPr>
                 <w:rFonts w:ascii="Avenir Next" w:hAnsi="Avenir Next" w:cs="Avenir Next" w:eastAsia="Avenir Next"/>
                 <w:color w:val="1A1A1A"/>
-                <w:sz w:val="18"/>
+                <w:sz w:val="22"/>
                 <w:szCs w:val="18"/>
               </w:rPr>
               <w:t xml:space="preserve">If the two sides are not equal, the value is </w:t>
@@ -344,7 +346,7 @@
                 <w:rFonts w:ascii="Avenir Next" w:hAnsi="Avenir Next" w:cs="Avenir Next" w:eastAsia="Avenir Next"/>
                 <w:b/>
                 <w:color w:val="1A1A1A"/>
-                <w:sz w:val="18"/>
+                <w:sz w:val="22"/>
                 <w:szCs w:val="18"/>
               </w:rPr>
               <w:t xml:space="preserve">not</w:t>
@@ -353,7 +355,7 @@
               <w:rPr>
                 <w:rFonts w:ascii="Avenir Next" w:hAnsi="Avenir Next" w:cs="Avenir Next" w:eastAsia="Avenir Next"/>
                 <w:color w:val="1A1A1A"/>
-                <w:sz w:val="18"/>
+                <w:sz w:val="22"/>
                 <w:szCs w:val="18"/>
               </w:rPr>
               <w:t xml:space="preserve"> a solution.</w:t>
@@ -368,6 +370,7 @@
           </w:tcPr>
           <w:p>
             <w:pPr>
+              <w:pStyle w:val="Heading2"/>
               <w:spacing w:before="0" w:after="40" w:line="264" w:lineRule="auto"/>
             </w:pPr>
             <w:r>
@@ -390,7 +393,7 @@
               <w:rPr>
                 <w:rFonts w:ascii="Avenir Next" w:hAnsi="Avenir Next" w:cs="Avenir Next" w:eastAsia="Avenir Next"/>
                 <w:color w:val="1A1A1A"/>
-                <w:sz w:val="17"/>
+                <w:sz w:val="22"/>
                 <w:szCs w:val="17"/>
               </w:rPr>
               <w:t xml:space="preserve">Is </w:t>
@@ -400,7 +403,7 @@
                 <w:rFonts w:ascii="Avenir Next" w:hAnsi="Avenir Next" w:cs="Avenir Next" w:eastAsia="Avenir Next"/>
                 <w:i/>
                 <w:color w:val="1A1A1A"/>
-                <w:sz w:val="17"/>
+                <w:sz w:val="22"/>
                 <w:szCs w:val="17"/>
               </w:rPr>
               <w:t xml:space="preserve">n</w:t>
@@ -409,7 +412,7 @@
               <w:rPr>
                 <w:rFonts w:ascii="Avenir Next" w:hAnsi="Avenir Next" w:cs="Avenir Next" w:eastAsia="Avenir Next"/>
                 <w:color w:val="1A1A1A"/>
-                <w:sz w:val="17"/>
+                <w:sz w:val="22"/>
                 <w:szCs w:val="17"/>
               </w:rPr>
               <w:t xml:space="preserve"> = 14 a solution of </w:t>
@@ -419,7 +422,7 @@
                 <w:rFonts w:ascii="Avenir Next" w:hAnsi="Avenir Next" w:cs="Avenir Next" w:eastAsia="Avenir Next"/>
                 <w:i/>
                 <w:color w:val="1A1A1A"/>
-                <w:sz w:val="17"/>
+                <w:sz w:val="22"/>
                 <w:szCs w:val="17"/>
               </w:rPr>
               <w:t xml:space="preserve">n</w:t>
@@ -428,7 +431,7 @@
               <w:rPr>
                 <w:rFonts w:ascii="Avenir Next" w:hAnsi="Avenir Next" w:cs="Avenir Next" w:eastAsia="Avenir Next"/>
                 <w:color w:val="1A1A1A"/>
-                <w:sz w:val="17"/>
+                <w:sz w:val="22"/>
                 <w:szCs w:val="17"/>
               </w:rPr>
               <w:t xml:space="preserve"> + 9 = 23?</w:t>
@@ -447,44 +450,44 @@
                 <w:rFonts w:ascii="Avenir Next" w:hAnsi="Avenir Next" w:cs="Avenir Next" w:eastAsia="Avenir Next"/>
                 <w:b/>
                 <w:color w:val="003A70"/>
+                <w:sz w:val="22"/>
+                <w:szCs w:val="17"/>
+              </w:rPr>
+              <w:t xml:space="preserve">Step 1</w:t>
+            </w:r>
+            <w:r>
+              <w:rPr>
+                <w:rFonts w:ascii="Avenir Next" w:hAnsi="Avenir Next" w:cs="Avenir Next" w:eastAsia="Avenir Next"/>
+                <w:color w:val="1A1A1A"/>
                 <w:sz w:val="17"/>
                 <w:szCs w:val="17"/>
               </w:rPr>
-              <w:t xml:space="preserve">Step 1</w:t>
-            </w:r>
-            <w:r>
-              <w:rPr>
-                <w:rFonts w:ascii="Avenir Next" w:hAnsi="Avenir Next" w:cs="Avenir Next" w:eastAsia="Avenir Next"/>
-                <w:color w:val="1A1A1A"/>
-                <w:sz w:val="17"/>
+              <w:tab/>
+            </w:r>
+            <w:r>
+              <w:rPr>
+                <w:rFonts w:ascii="Avenir Next" w:hAnsi="Avenir Next" w:cs="Avenir Next" w:eastAsia="Avenir Next"/>
+                <w:color w:val="1A1A1A"/>
+                <w:sz w:val="22"/>
                 <w:szCs w:val="17"/>
               </w:rPr>
-              <w:tab/>
-            </w:r>
-            <w:r>
-              <w:rPr>
-                <w:rFonts w:ascii="Avenir Next" w:hAnsi="Avenir Next" w:cs="Avenir Next" w:eastAsia="Avenir Next"/>
-                <w:color w:val="1A1A1A"/>
-                <w:sz w:val="17"/>
+              <w:t xml:space="preserve">Replace </w:t>
+            </w:r>
+            <w:r>
+              <w:rPr>
+                <w:rFonts w:ascii="Avenir Next" w:hAnsi="Avenir Next" w:cs="Avenir Next" w:eastAsia="Avenir Next"/>
+                <w:i/>
+                <w:color w:val="1A1A1A"/>
+                <w:sz w:val="22"/>
                 <w:szCs w:val="17"/>
               </w:rPr>
-              <w:t xml:space="preserve">Replace </w:t>
-            </w:r>
-            <w:r>
-              <w:rPr>
-                <w:rFonts w:ascii="Avenir Next" w:hAnsi="Avenir Next" w:cs="Avenir Next" w:eastAsia="Avenir Next"/>
-                <w:i/>
-                <w:color w:val="1A1A1A"/>
-                <w:sz w:val="17"/>
-                <w:szCs w:val="17"/>
-              </w:rPr>
               <w:t xml:space="preserve">n</w:t>
             </w:r>
             <w:r>
               <w:rPr>
                 <w:rFonts w:ascii="Avenir Next" w:hAnsi="Avenir Next" w:cs="Avenir Next" w:eastAsia="Avenir Next"/>
                 <w:color w:val="1A1A1A"/>
-                <w:sz w:val="17"/>
+                <w:sz w:val="22"/>
                 <w:szCs w:val="17"/>
               </w:rPr>
               <w:t xml:space="preserve"> with 14: 14 + 9 = 23</w:t>
@@ -503,25 +506,25 @@
                 <w:rFonts w:ascii="Avenir Next" w:hAnsi="Avenir Next" w:cs="Avenir Next" w:eastAsia="Avenir Next"/>
                 <w:b/>
                 <w:color w:val="003A70"/>
+                <w:sz w:val="22"/>
+                <w:szCs w:val="17"/>
+              </w:rPr>
+              <w:t xml:space="preserve">Step 2</w:t>
+            </w:r>
+            <w:r>
+              <w:rPr>
+                <w:rFonts w:ascii="Avenir Next" w:hAnsi="Avenir Next" w:cs="Avenir Next" w:eastAsia="Avenir Next"/>
+                <w:color w:val="1A1A1A"/>
                 <w:sz w:val="17"/>
                 <w:szCs w:val="17"/>
               </w:rPr>
-              <w:t xml:space="preserve">Step 2</w:t>
-            </w:r>
-            <w:r>
-              <w:rPr>
-                <w:rFonts w:ascii="Avenir Next" w:hAnsi="Avenir Next" w:cs="Avenir Next" w:eastAsia="Avenir Next"/>
-                <w:color w:val="1A1A1A"/>
-                <w:sz w:val="17"/>
-                <w:szCs w:val="17"/>
-              </w:rPr>
               <w:tab/>
             </w:r>
             <w:r>
               <w:rPr>
                 <w:rFonts w:ascii="Avenir Next" w:hAnsi="Avenir Next" w:cs="Avenir Next" w:eastAsia="Avenir Next"/>
                 <w:color w:val="1A1A1A"/>
-                <w:sz w:val="17"/>
+                <w:sz w:val="22"/>
                 <w:szCs w:val="17"/>
               </w:rPr>
               <w:t xml:space="preserve">Compare: 23 = 23. Both sides match.</w:t>
@@ -540,39 +543,39 @@
                 <w:rFonts w:ascii="Avenir Next" w:hAnsi="Avenir Next" w:cs="Avenir Next" w:eastAsia="Avenir Next"/>
                 <w:b/>
                 <w:color w:val="1A1A1A"/>
+                <w:sz w:val="22"/>
+                <w:szCs w:val="17"/>
+              </w:rPr>
+              <w:t xml:space="preserve">Answer</w:t>
+            </w:r>
+            <w:r>
+              <w:rPr>
+                <w:rFonts w:ascii="Avenir Next" w:hAnsi="Avenir Next" w:cs="Avenir Next" w:eastAsia="Avenir Next"/>
+                <w:color w:val="1A1A1A"/>
                 <w:sz w:val="17"/>
                 <w:szCs w:val="17"/>
               </w:rPr>
-              <w:t xml:space="preserve">Answer</w:t>
-            </w:r>
-            <w:r>
-              <w:rPr>
-                <w:rFonts w:ascii="Avenir Next" w:hAnsi="Avenir Next" w:cs="Avenir Next" w:eastAsia="Avenir Next"/>
-                <w:color w:val="1A1A1A"/>
-                <w:sz w:val="17"/>
+              <w:tab/>
+            </w:r>
+            <w:r>
+              <w:rPr>
+                <w:rFonts w:ascii="Avenir Next" w:hAnsi="Avenir Next" w:cs="Avenir Next" w:eastAsia="Avenir Next"/>
+                <w:b/>
+                <w:color w:val="1A1A1A"/>
+                <w:sz w:val="22"/>
                 <w:szCs w:val="17"/>
               </w:rPr>
-              <w:tab/>
-            </w:r>
-            <w:r>
-              <w:rPr>
-                <w:rFonts w:ascii="Avenir Next" w:hAnsi="Avenir Next" w:cs="Avenir Next" w:eastAsia="Avenir Next"/>
-                <w:b/>
-                <w:color w:val="1A1A1A"/>
-                <w:sz w:val="17"/>
+              <w:t xml:space="preserve">Yes, </w:t>
+            </w:r>
+            <w:r>
+              <w:rPr>
+                <w:rFonts w:ascii="Avenir Next" w:hAnsi="Avenir Next" w:cs="Avenir Next" w:eastAsia="Avenir Next"/>
+                <w:b/>
+                <w:i/>
+                <w:color w:val="1A1A1A"/>
+                <w:sz w:val="22"/>
                 <w:szCs w:val="17"/>
               </w:rPr>
-              <w:t xml:space="preserve">Yes, </w:t>
-            </w:r>
-            <w:r>
-              <w:rPr>
-                <w:rFonts w:ascii="Avenir Next" w:hAnsi="Avenir Next" w:cs="Avenir Next" w:eastAsia="Avenir Next"/>
-                <w:b/>
-                <w:i/>
-                <w:color w:val="1A1A1A"/>
-                <w:sz w:val="17"/>
-                <w:szCs w:val="17"/>
-              </w:rPr>
               <w:t xml:space="preserve">n</w:t>
             </w:r>
             <w:r>
@@ -580,7 +583,7 @@
                 <w:rFonts w:ascii="Avenir Next" w:hAnsi="Avenir Next" w:cs="Avenir Next" w:eastAsia="Avenir Next"/>
                 <w:b/>
                 <w:color w:val="1A1A1A"/>
-                <w:sz w:val="17"/>
+                <w:sz w:val="22"/>
                 <w:szCs w:val="17"/>
               </w:rPr>
               <w:t xml:space="preserve"> = 14 is a solution.</w:t>
@@ -630,6 +633,7 @@
           </w:tcPr>
           <w:p>
             <w:pPr>
+              <w:pStyle w:val="Heading2"/>
               <w:spacing w:before="0" w:after="40" w:line="264" w:lineRule="auto"/>
             </w:pPr>
             <w:r>
@@ -653,7 +657,7 @@
                 <w:rFonts w:ascii="Avenir Next" w:hAnsi="Avenir Next" w:cs="Avenir Next" w:eastAsia="Avenir Next"/>
                 <w:b/>
                 <w:color w:val="1A1A1A"/>
-                <w:sz w:val="21"/>
+                <w:sz w:val="22"/>
                 <w:szCs w:val="21"/>
               </w:rPr>
               <w:t xml:space="preserve">equation</w:t>
@@ -662,7 +666,7 @@
               <w:rPr>
                 <w:rFonts w:ascii="Avenir Next" w:hAnsi="Avenir Next" w:cs="Avenir Next" w:eastAsia="Avenir Next"/>
                 <w:color w:val="5A5F66"/>
-                <w:sz w:val="21"/>
+                <w:sz w:val="22"/>
                 <w:szCs w:val="21"/>
               </w:rPr>
               <w:t xml:space="preserve"> — </w:t>
@@ -671,7 +675,7 @@
               <w:rPr>
                 <w:rFonts w:ascii="Avenir Next" w:hAnsi="Avenir Next" w:cs="Avenir Next" w:eastAsia="Avenir Next"/>
                 <w:color w:val="1A1A1A"/>
-                <w:sz w:val="21"/>
+                <w:sz w:val="22"/>
                 <w:szCs w:val="21"/>
               </w:rPr>
               <w:t xml:space="preserve">two amounts are equal</w:t>
@@ -686,7 +690,7 @@
                 <w:rFonts w:ascii="Avenir Next" w:hAnsi="Avenir Next" w:cs="Avenir Next" w:eastAsia="Avenir Next"/>
                 <w:b/>
                 <w:color w:val="1A1A1A"/>
-                <w:sz w:val="21"/>
+                <w:sz w:val="22"/>
                 <w:szCs w:val="21"/>
               </w:rPr>
               <w:t xml:space="preserve">solution</w:t>
@@ -695,7 +699,7 @@
               <w:rPr>
                 <w:rFonts w:ascii="Avenir Next" w:hAnsi="Avenir Next" w:cs="Avenir Next" w:eastAsia="Avenir Next"/>
                 <w:color w:val="5A5F66"/>
-                <w:sz w:val="21"/>
+                <w:sz w:val="22"/>
                 <w:szCs w:val="21"/>
               </w:rPr>
               <w:t xml:space="preserve"> — </w:t>
@@ -704,7 +708,7 @@
               <w:rPr>
                 <w:rFonts w:ascii="Avenir Next" w:hAnsi="Avenir Next" w:cs="Avenir Next" w:eastAsia="Avenir Next"/>
                 <w:color w:val="1A1A1A"/>
-                <w:sz w:val="21"/>
+                <w:sz w:val="22"/>
                 <w:szCs w:val="21"/>
               </w:rPr>
               <w:t xml:space="preserve">the number that makes it true</w:t>
@@ -730,7 +734,7 @@
                 <w:rFonts w:ascii="Avenir Next" w:hAnsi="Avenir Next" w:cs="Avenir Next" w:eastAsia="Avenir Next"/>
                 <w:b/>
                 <w:color w:val="1A1A1A"/>
-                <w:sz w:val="21"/>
+                <w:sz w:val="22"/>
                 <w:szCs w:val="21"/>
               </w:rPr>
               <w:t xml:space="preserve">substitute</w:t>
@@ -739,7 +743,7 @@
               <w:rPr>
                 <w:rFonts w:ascii="Avenir Next" w:hAnsi="Avenir Next" w:cs="Avenir Next" w:eastAsia="Avenir Next"/>
                 <w:color w:val="5A5F66"/>
-                <w:sz w:val="21"/>
+                <w:sz w:val="22"/>
                 <w:szCs w:val="21"/>
               </w:rPr>
               <w:t xml:space="preserve"> — </w:t>
@@ -748,7 +752,7 @@
               <w:rPr>
                 <w:rFonts w:ascii="Avenir Next" w:hAnsi="Avenir Next" w:cs="Avenir Next" w:eastAsia="Avenir Next"/>
                 <w:color w:val="1A1A1A"/>
-                <w:sz w:val="21"/>
+                <w:sz w:val="22"/>
                 <w:szCs w:val="21"/>
               </w:rPr>
               <w:t xml:space="preserve">put the number in for the letter</w:t>
@@ -763,7 +767,7 @@
                 <w:rFonts w:ascii="Avenir Next" w:hAnsi="Avenir Next" w:cs="Avenir Next" w:eastAsia="Avenir Next"/>
                 <w:b/>
                 <w:color w:val="1A1A1A"/>
-                <w:sz w:val="21"/>
+                <w:sz w:val="22"/>
                 <w:szCs w:val="21"/>
               </w:rPr>
               <w:t xml:space="preserve">4p</w:t>
@@ -772,7 +776,7 @@
               <w:rPr>
                 <w:rFonts w:ascii="Avenir Next" w:hAnsi="Avenir Next" w:cs="Avenir Next" w:eastAsia="Avenir Next"/>
                 <w:color w:val="5A5F66"/>
-                <w:sz w:val="21"/>
+                <w:sz w:val="22"/>
                 <w:szCs w:val="21"/>
               </w:rPr>
               <w:t xml:space="preserve"> — </w:t>
@@ -781,7 +785,7 @@
               <w:rPr>
                 <w:rFonts w:ascii="Avenir Next" w:hAnsi="Avenir Next" w:cs="Avenir Next" w:eastAsia="Avenir Next"/>
                 <w:color w:val="1A1A1A"/>
-                <w:sz w:val="21"/>
+                <w:sz w:val="22"/>
                 <w:szCs w:val="21"/>
               </w:rPr>
               <w:t xml:space="preserve">4 times p</w:t>
@@ -792,6 +796,7 @@
     </w:tbl>
     <w:p>
       <w:pPr>
+        <w:pStyle w:val="Heading2"/>
         <w:keepNext/>
         <w:pBdr>
           <w:bottom w:val="single" w:sz="8" w:space="3" w:color="003A70"/>
@@ -807,7 +812,7 @@
           <w:b/>
           <w:color w:val="003A70"/>
           <w:spacing w:val="14"/>
-          <w:sz w:val="21"/>
+          <w:sz w:val="22"/>
           <w:szCs w:val="21"/>
         </w:rPr>
         <w:t xml:space="preserve">PRACTICE</w:t>
@@ -826,7 +831,7 @@
           <w:rFonts w:ascii="Avenir Next" w:hAnsi="Avenir Next" w:cs="Avenir Next" w:eastAsia="Avenir Next"/>
           <w:i/>
           <w:color w:val="5A5F66"/>
-          <w:sz w:val="17"/>
+          <w:sz w:val="22"/>
           <w:szCs w:val="17"/>
         </w:rPr>
         <w:t xml:space="preserve">show your work · label units</w:t>
@@ -1885,7 +1890,7 @@
               <w:drawing>
                 <wp:inline distT="0" distB="0" distL="0" distR="0">
                   <wp:extent cx="3291840" cy="551025"/>
-                  <wp:docPr id="1" name="Figure 1"/>
+                  <wp:docPr id="1" name="Figure 1" descr="Tape diagram. : 2 equal sections; section labels x, 16. Total label: 41."/>
                   <a:graphic xmlns:a="http://schemas.openxmlformats.org/drawingml/2006/main">
                     <a:graphicData uri="http://schemas.openxmlformats.org/drawingml/2006/picture">
                       <pic:pic xmlns:pic="http://schemas.openxmlformats.org/drawingml/2006/picture">
@@ -1928,7 +1933,7 @@
                 <w:rFonts w:ascii="Avenir Next" w:hAnsi="Avenir Next" w:cs="Avenir Next" w:eastAsia="Avenir Next"/>
                 <w:b/>
                 <w:color w:val="1A1A1A"/>
-                <w:sz w:val="18"/>
+                <w:sz w:val="22"/>
                 <w:szCs w:val="18"/>
               </w:rPr>
               <w:t xml:space="preserve">Solution</w:t>
@@ -2203,7 +2208,7 @@
                 <w:rFonts w:ascii="Avenir Next" w:hAnsi="Avenir Next" w:cs="Avenir Next" w:eastAsia="Avenir Next"/>
                 <w:b/>
                 <w:color w:val="1A1A1A"/>
-                <w:sz w:val="18"/>
+                <w:sz w:val="22"/>
                 <w:szCs w:val="18"/>
               </w:rPr>
               <w:t xml:space="preserve">Solution</w:t>
@@ -2361,7 +2366,7 @@
                 <w:rFonts w:ascii="Avenir Next" w:hAnsi="Avenir Next" w:cs="Avenir Next" w:eastAsia="Avenir Next"/>
                 <w:b/>
                 <w:color w:val="003A70"/>
-                <w:sz w:val="17"/>
+                <w:sz w:val="22"/>
                 <w:szCs w:val="17"/>
               </w:rPr>
               <w:t xml:space="preserve">Frame  </w:t>
@@ -2371,87 +2376,87 @@
                 <w:rFonts w:ascii="Avenir Next" w:hAnsi="Avenir Next" w:cs="Avenir Next" w:eastAsia="Avenir Next"/>
                 <w:i/>
                 <w:color w:val="1A1A1A"/>
+                <w:sz w:val="22"/>
+                <w:szCs w:val="18"/>
+              </w:rPr>
+              <w:t xml:space="preserve">Andre is wrong because 4</w:t>
+            </w:r>
+            <w:r>
+              <w:rPr>
+                <w:rFonts w:ascii="Avenir Next" w:hAnsi="Avenir Next" w:cs="Avenir Next" w:eastAsia="Avenir Next"/>
+                <w:i/>
+                <w:color w:val="1A1A1A"/>
+                <w:sz w:val="22"/>
+                <w:szCs w:val="18"/>
+              </w:rPr>
+              <w:t xml:space="preserve">p</w:t>
+            </w:r>
+            <w:r>
+              <w:rPr>
+                <w:rFonts w:ascii="Avenir Next" w:hAnsi="Avenir Next" w:cs="Avenir Next" w:eastAsia="Avenir Next"/>
+                <w:i/>
+                <w:color w:val="1A1A1A"/>
+                <w:sz w:val="22"/>
+                <w:szCs w:val="18"/>
+              </w:rPr>
+              <w:t xml:space="preserve"> means </w:t>
+            </w:r>
+            <w:r>
+              <w:rPr>
+                <w:rFonts w:ascii="Avenir Next" w:hAnsi="Avenir Next" w:cs="Avenir Next" w:eastAsia="Avenir Next"/>
+                <w:color w:val="1A1A1A"/>
                 <w:sz w:val="18"/>
                 <w:szCs w:val="18"/>
-              </w:rPr>
-              <w:t xml:space="preserve">Andre is wrong because 4</w:t>
+                <w:u w:val="single"/>
+              </w:rPr>
+              <w:t xml:space="preserve">      </w:t>
             </w:r>
             <w:r>
               <w:rPr>
                 <w:rFonts w:ascii="Avenir Next" w:hAnsi="Avenir Next" w:cs="Avenir Next" w:eastAsia="Avenir Next"/>
                 <w:i/>
                 <w:color w:val="1A1A1A"/>
+                <w:sz w:val="22"/>
+                <w:szCs w:val="18"/>
+              </w:rPr>
+              <w:t xml:space="preserve">. The solution is </w:t>
+            </w:r>
+            <w:r>
+              <w:rPr>
+                <w:rFonts w:ascii="Avenir Next" w:hAnsi="Avenir Next" w:cs="Avenir Next" w:eastAsia="Avenir Next"/>
+                <w:i/>
+                <w:color w:val="1A1A1A"/>
+                <w:sz w:val="22"/>
+                <w:szCs w:val="18"/>
+              </w:rPr>
+              <w:t xml:space="preserve">p</w:t>
+            </w:r>
+            <w:r>
+              <w:rPr>
+                <w:rFonts w:ascii="Avenir Next" w:hAnsi="Avenir Next" w:cs="Avenir Next" w:eastAsia="Avenir Next"/>
+                <w:i/>
+                <w:color w:val="1A1A1A"/>
+                <w:sz w:val="22"/>
+                <w:szCs w:val="18"/>
+              </w:rPr>
+              <w:t xml:space="preserve"> = </w:t>
+            </w:r>
+            <w:r>
+              <w:rPr>
+                <w:rFonts w:ascii="Avenir Next" w:hAnsi="Avenir Next" w:cs="Avenir Next" w:eastAsia="Avenir Next"/>
+                <w:color w:val="1A1A1A"/>
                 <w:sz w:val="18"/>
                 <w:szCs w:val="18"/>
-              </w:rPr>
-              <w:t xml:space="preserve">p</w:t>
+                <w:u w:val="single"/>
+              </w:rPr>
+              <w:t xml:space="preserve">      </w:t>
             </w:r>
             <w:r>
               <w:rPr>
                 <w:rFonts w:ascii="Avenir Next" w:hAnsi="Avenir Next" w:cs="Avenir Next" w:eastAsia="Avenir Next"/>
                 <w:i/>
                 <w:color w:val="1A1A1A"/>
-                <w:sz w:val="18"/>
-                <w:szCs w:val="18"/>
-              </w:rPr>
-              <w:t xml:space="preserve"> means </w:t>
-            </w:r>
-            <w:r>
-              <w:rPr>
-                <w:rFonts w:ascii="Avenir Next" w:hAnsi="Avenir Next" w:cs="Avenir Next" w:eastAsia="Avenir Next"/>
-                <w:color w:val="1A1A1A"/>
-                <w:sz w:val="18"/>
-                <w:szCs w:val="18"/>
-                <w:u w:val="single"/>
-              </w:rPr>
-              <w:t xml:space="preserve">      </w:t>
-            </w:r>
-            <w:r>
-              <w:rPr>
-                <w:rFonts w:ascii="Avenir Next" w:hAnsi="Avenir Next" w:cs="Avenir Next" w:eastAsia="Avenir Next"/>
-                <w:i/>
-                <w:color w:val="1A1A1A"/>
-                <w:sz w:val="18"/>
-                <w:szCs w:val="18"/>
-              </w:rPr>
-              <w:t xml:space="preserve">. The solution is </w:t>
-            </w:r>
-            <w:r>
-              <w:rPr>
-                <w:rFonts w:ascii="Avenir Next" w:hAnsi="Avenir Next" w:cs="Avenir Next" w:eastAsia="Avenir Next"/>
-                <w:i/>
-                <w:color w:val="1A1A1A"/>
-                <w:sz w:val="18"/>
-                <w:szCs w:val="18"/>
-              </w:rPr>
-              <w:t xml:space="preserve">p</w:t>
-            </w:r>
-            <w:r>
-              <w:rPr>
-                <w:rFonts w:ascii="Avenir Next" w:hAnsi="Avenir Next" w:cs="Avenir Next" w:eastAsia="Avenir Next"/>
-                <w:i/>
-                <w:color w:val="1A1A1A"/>
-                <w:sz w:val="18"/>
-                <w:szCs w:val="18"/>
-              </w:rPr>
-              <w:t xml:space="preserve"> = </w:t>
-            </w:r>
-            <w:r>
-              <w:rPr>
-                <w:rFonts w:ascii="Avenir Next" w:hAnsi="Avenir Next" w:cs="Avenir Next" w:eastAsia="Avenir Next"/>
-                <w:color w:val="1A1A1A"/>
-                <w:sz w:val="18"/>
-                <w:szCs w:val="18"/>
-                <w:u w:val="single"/>
-              </w:rPr>
-              <w:t xml:space="preserve">      </w:t>
-            </w:r>
-            <w:r>
-              <w:rPr>
-                <w:rFonts w:ascii="Avenir Next" w:hAnsi="Avenir Next" w:cs="Avenir Next" w:eastAsia="Avenir Next"/>
-                <w:i/>
-                <w:color w:val="1A1A1A"/>
-                <w:sz w:val="18"/>
+                <w:sz w:val="22"/>
                 <w:szCs w:val="18"/>
               </w:rPr>
               <w:t xml:space="preserve">.</w:t>
@@ -2712,25 +2717,25 @@
                 <w:rFonts w:ascii="Avenir Next" w:hAnsi="Avenir Next" w:cs="Avenir Next" w:eastAsia="Avenir Next"/>
                 <w:b/>
                 <w:color w:val="003A70"/>
+                <w:sz w:val="22"/>
+                <w:szCs w:val="18"/>
+              </w:rPr>
+              <w:t xml:space="preserve">Step 1</w:t>
+            </w:r>
+            <w:r>
+              <w:rPr>
+                <w:rFonts w:ascii="Avenir Next" w:hAnsi="Avenir Next" w:cs="Avenir Next" w:eastAsia="Avenir Next"/>
+                <w:color w:val="1A1A1A"/>
                 <w:sz w:val="18"/>
                 <w:szCs w:val="18"/>
               </w:rPr>
-              <w:t xml:space="preserve">Step 1</w:t>
-            </w:r>
-            <w:r>
-              <w:rPr>
-                <w:rFonts w:ascii="Avenir Next" w:hAnsi="Avenir Next" w:cs="Avenir Next" w:eastAsia="Avenir Next"/>
-                <w:color w:val="1A1A1A"/>
-                <w:sz w:val="18"/>
-                <w:szCs w:val="18"/>
-              </w:rPr>
               <w:tab/>
             </w:r>
             <w:r>
               <w:rPr>
                 <w:rFonts w:ascii="Avenir Next" w:hAnsi="Avenir Next" w:cs="Avenir Next" w:eastAsia="Avenir Next"/>
                 <w:color w:val="1A1A1A"/>
-                <w:sz w:val="21"/>
+                <w:sz w:val="22"/>
                 <w:szCs w:val="21"/>
               </w:rPr>
               <w:t xml:space="preserve">Put 36 in for </w:t>
@@ -2740,7 +2745,7 @@
                 <w:rFonts w:ascii="Avenir Next" w:hAnsi="Avenir Next" w:cs="Avenir Next" w:eastAsia="Avenir Next"/>
                 <w:i/>
                 <w:color w:val="1A1A1A"/>
-                <w:sz w:val="21"/>
+                <w:sz w:val="22"/>
                 <w:szCs w:val="21"/>
               </w:rPr>
               <w:t xml:space="preserve">t</w:t>
@@ -2749,7 +2754,7 @@
               <w:rPr>
                 <w:rFonts w:ascii="Avenir Next" w:hAnsi="Avenir Next" w:cs="Avenir Next" w:eastAsia="Avenir Next"/>
                 <w:color w:val="1A1A1A"/>
-                <w:sz w:val="21"/>
+                <w:sz w:val="22"/>
                 <w:szCs w:val="21"/>
               </w:rPr>
               <w:t xml:space="preserve">. Does 6 × 36 equal 42?</w:t>
@@ -2769,25 +2774,25 @@
                 <w:rFonts w:ascii="Avenir Next" w:hAnsi="Avenir Next" w:cs="Avenir Next" w:eastAsia="Avenir Next"/>
                 <w:b/>
                 <w:color w:val="003A70"/>
+                <w:sz w:val="22"/>
+                <w:szCs w:val="18"/>
+              </w:rPr>
+              <w:t xml:space="preserve">Step 2</w:t>
+            </w:r>
+            <w:r>
+              <w:rPr>
+                <w:rFonts w:ascii="Avenir Next" w:hAnsi="Avenir Next" w:cs="Avenir Next" w:eastAsia="Avenir Next"/>
+                <w:color w:val="1A1A1A"/>
                 <w:sz w:val="18"/>
                 <w:szCs w:val="18"/>
               </w:rPr>
-              <w:t xml:space="preserve">Step 2</w:t>
-            </w:r>
-            <w:r>
-              <w:rPr>
-                <w:rFonts w:ascii="Avenir Next" w:hAnsi="Avenir Next" w:cs="Avenir Next" w:eastAsia="Avenir Next"/>
-                <w:color w:val="1A1A1A"/>
-                <w:sz w:val="18"/>
-                <w:szCs w:val="18"/>
-              </w:rPr>
               <w:tab/>
             </w:r>
             <w:r>
               <w:rPr>
                 <w:rFonts w:ascii="Avenir Next" w:hAnsi="Avenir Next" w:cs="Avenir Next" w:eastAsia="Avenir Next"/>
                 <w:color w:val="1A1A1A"/>
-                <w:sz w:val="21"/>
+                <w:sz w:val="22"/>
                 <w:szCs w:val="21"/>
               </w:rPr>
               <w:t xml:space="preserve">Put 7 in for </w:t>
@@ -2797,7 +2802,7 @@
                 <w:rFonts w:ascii="Avenir Next" w:hAnsi="Avenir Next" w:cs="Avenir Next" w:eastAsia="Avenir Next"/>
                 <w:i/>
                 <w:color w:val="1A1A1A"/>
-                <w:sz w:val="21"/>
+                <w:sz w:val="22"/>
                 <w:szCs w:val="21"/>
               </w:rPr>
               <w:t xml:space="preserve">t</w:t>
@@ -2806,7 +2811,7 @@
               <w:rPr>
                 <w:rFonts w:ascii="Avenir Next" w:hAnsi="Avenir Next" w:cs="Avenir Next" w:eastAsia="Avenir Next"/>
                 <w:color w:val="1A1A1A"/>
-                <w:sz w:val="21"/>
+                <w:sz w:val="22"/>
                 <w:szCs w:val="21"/>
               </w:rPr>
               <w:t xml:space="preserve">. Check again.</w:t>
@@ -2825,7 +2830,7 @@
                 <w:rFonts w:ascii="Avenir Next" w:hAnsi="Avenir Next" w:cs="Avenir Next" w:eastAsia="Avenir Next"/>
                 <w:b/>
                 <w:color w:val="1A1A1A"/>
-                <w:sz w:val="18"/>
+                <w:sz w:val="22"/>
                 <w:szCs w:val="18"/>
               </w:rPr>
               <w:t xml:space="preserve">Solution</w:t>
@@ -2892,6 +2897,7 @@
           </w:tcPr>
           <w:p>
             <w:pPr>
+              <w:pStyle w:val="Heading2"/>
               <w:spacing w:before="0" w:after="0" w:line="240" w:lineRule="auto"/>
             </w:pPr>
             <w:r>
@@ -2929,7 +2935,7 @@
               <w:rPr>
                 <w:rFonts w:ascii="Avenir Next" w:hAnsi="Avenir Next" w:cs="Avenir Next" w:eastAsia="Avenir Next"/>
                 <w:color w:val="1A1A1A"/>
-                <w:sz w:val="17"/>
+                <w:sz w:val="22"/>
                 <w:szCs w:val="17"/>
               </w:rPr>
               <w:t xml:space="preserve">  I can do this on my own</w:t>
@@ -2958,7 +2964,7 @@
               <w:rPr>
                 <w:rFonts w:ascii="Avenir Next" w:hAnsi="Avenir Next" w:cs="Avenir Next" w:eastAsia="Avenir Next"/>
                 <w:color w:val="1A1A1A"/>
-                <w:sz w:val="17"/>
+                <w:sz w:val="22"/>
                 <w:szCs w:val="17"/>
               </w:rPr>
               <w:t xml:space="preserve">  I need a little help</w:t>
@@ -2987,7 +2993,7 @@
               <w:rPr>
                 <w:rFonts w:ascii="Avenir Next" w:hAnsi="Avenir Next" w:cs="Avenir Next" w:eastAsia="Avenir Next"/>
                 <w:color w:val="1A1A1A"/>
-                <w:sz w:val="17"/>
+                <w:sz w:val="22"/>
                 <w:szCs w:val="17"/>
               </w:rPr>
               <w:t xml:space="preserve">  I have a question about #</w:t>
@@ -3025,7 +3031,7 @@
         <w:rPr>
           <w:rFonts w:ascii="Avenir Next" w:hAnsi="Avenir Next" w:cs="Avenir Next" w:eastAsia="Avenir Next"/>
           <w:color w:val="5A5F66"/>
-          <w:sz w:val="17"/>
+          <w:sz w:val="22"/>
           <w:szCs w:val="17"/>
         </w:rPr>
         <w:t xml:space="preserve">Make up an equation for someone at home. Check their guess together by substituting.</w:t>
@@ -3108,14 +3114,15 @@
           <w:caps/>
           <w:color w:val="003A70"/>
           <w:spacing w:val="12"/>
-          <w:sz w:val="21"/>
+          <w:sz w:val="22"/>
           <w:szCs w:val="21"/>
         </w:rPr>
-        <w:t xml:space="preserve">Lesson 8-1  ·  Homework Packet  ·  Level 1  ·  Sheet 2 of 2</w:t>
+        <w:t xml:space="preserve">Lesson 8-1  ·  Homework Packet  ·  Supported  ·  Session 2 · pages 3–4</w:t>
       </w:r>
     </w:p>
     <w:p>
       <w:pPr>
+        <w:pStyle w:val="Heading1"/>
         <w:keepNext/>
         <w:spacing w:before="0" w:after="10" w:line="240" w:lineRule="auto"/>
       </w:pPr>
@@ -3141,7 +3148,7 @@
         <w:rPr>
           <w:rFonts w:ascii="Avenir Next" w:hAnsi="Avenir Next" w:cs="Avenir Next" w:eastAsia="Avenir Next"/>
           <w:color w:val="5A5F66"/>
-          <w:sz w:val="17"/>
+          <w:sz w:val="22"/>
           <w:szCs w:val="17"/>
         </w:rPr>
         <w:t xml:space="preserve">Maryland Standard 6.EE.B.6   ·   Learning target — I can write an equation for a situation and test a proposed answer.</w:t>
@@ -3188,6 +3195,7 @@
           </w:tcPr>
           <w:p>
             <w:pPr>
+              <w:pStyle w:val="Heading2"/>
               <w:spacing w:before="0" w:after="40" w:line="264" w:lineRule="auto"/>
             </w:pPr>
             <w:r>
@@ -3215,25 +3223,25 @@
                 <w:rFonts w:ascii="Avenir Next" w:hAnsi="Avenir Next" w:cs="Avenir Next" w:eastAsia="Avenir Next"/>
                 <w:b/>
                 <w:color w:val="003A70"/>
+                <w:sz w:val="22"/>
+                <w:szCs w:val="18"/>
+              </w:rPr>
+              <w:t xml:space="preserve">•</w:t>
+            </w:r>
+            <w:r>
+              <w:rPr>
+                <w:rFonts w:ascii="Avenir Next" w:hAnsi="Avenir Next" w:cs="Avenir Next" w:eastAsia="Avenir Next"/>
+                <w:color w:val="1A1A1A"/>
                 <w:sz w:val="18"/>
                 <w:szCs w:val="18"/>
               </w:rPr>
-              <w:t xml:space="preserve">•</w:t>
-            </w:r>
-            <w:r>
-              <w:rPr>
-                <w:rFonts w:ascii="Avenir Next" w:hAnsi="Avenir Next" w:cs="Avenir Next" w:eastAsia="Avenir Next"/>
-                <w:color w:val="1A1A1A"/>
-                <w:sz w:val="18"/>
-                <w:szCs w:val="18"/>
-              </w:rPr>
               <w:tab/>
             </w:r>
             <w:r>
               <w:rPr>
                 <w:rFonts w:ascii="Avenir Next" w:hAnsi="Avenir Next" w:cs="Avenir Next" w:eastAsia="Avenir Next"/>
                 <w:color w:val="1A1A1A"/>
-                <w:sz w:val="18"/>
+                <w:sz w:val="22"/>
                 <w:szCs w:val="18"/>
               </w:rPr>
               <w:t xml:space="preserve">Use a </w:t>
@@ -3243,7 +3251,7 @@
                 <w:rFonts w:ascii="Avenir Next" w:hAnsi="Avenir Next" w:cs="Avenir Next" w:eastAsia="Avenir Next"/>
                 <w:b/>
                 <w:color w:val="1A1A1A"/>
-                <w:sz w:val="18"/>
+                <w:sz w:val="22"/>
                 <w:szCs w:val="18"/>
               </w:rPr>
               <w:t xml:space="preserve">variable</w:t>
@@ -3252,7 +3260,7 @@
               <w:rPr>
                 <w:rFonts w:ascii="Avenir Next" w:hAnsi="Avenir Next" w:cs="Avenir Next" w:eastAsia="Avenir Next"/>
                 <w:color w:val="1A1A1A"/>
-                <w:sz w:val="18"/>
+                <w:sz w:val="22"/>
                 <w:szCs w:val="18"/>
               </w:rPr>
               <w:t xml:space="preserve"> for the unknown amount.</w:t>
@@ -3271,25 +3279,25 @@
                 <w:rFonts w:ascii="Avenir Next" w:hAnsi="Avenir Next" w:cs="Avenir Next" w:eastAsia="Avenir Next"/>
                 <w:b/>
                 <w:color w:val="003A70"/>
+                <w:sz w:val="22"/>
+                <w:szCs w:val="18"/>
+              </w:rPr>
+              <w:t xml:space="preserve">•</w:t>
+            </w:r>
+            <w:r>
+              <w:rPr>
+                <w:rFonts w:ascii="Avenir Next" w:hAnsi="Avenir Next" w:cs="Avenir Next" w:eastAsia="Avenir Next"/>
+                <w:color w:val="1A1A1A"/>
                 <w:sz w:val="18"/>
                 <w:szCs w:val="18"/>
               </w:rPr>
-              <w:t xml:space="preserve">•</w:t>
-            </w:r>
-            <w:r>
-              <w:rPr>
-                <w:rFonts w:ascii="Avenir Next" w:hAnsi="Avenir Next" w:cs="Avenir Next" w:eastAsia="Avenir Next"/>
-                <w:color w:val="1A1A1A"/>
-                <w:sz w:val="18"/>
-                <w:szCs w:val="18"/>
-              </w:rPr>
               <w:tab/>
             </w:r>
             <w:r>
               <w:rPr>
                 <w:rFonts w:ascii="Avenir Next" w:hAnsi="Avenir Next" w:cs="Avenir Next" w:eastAsia="Avenir Next"/>
                 <w:color w:val="1A1A1A"/>
-                <w:sz w:val="18"/>
+                <w:sz w:val="22"/>
                 <w:szCs w:val="18"/>
               </w:rPr>
               <w:t xml:space="preserve">“7 less than </w:t>
@@ -3299,7 +3307,7 @@
                 <w:rFonts w:ascii="Avenir Next" w:hAnsi="Avenir Next" w:cs="Avenir Next" w:eastAsia="Avenir Next"/>
                 <w:i/>
                 <w:color w:val="1A1A1A"/>
-                <w:sz w:val="18"/>
+                <w:sz w:val="22"/>
                 <w:szCs w:val="18"/>
               </w:rPr>
               <w:t xml:space="preserve">n</w:t>
@@ -3308,7 +3316,7 @@
               <w:rPr>
                 <w:rFonts w:ascii="Avenir Next" w:hAnsi="Avenir Next" w:cs="Avenir Next" w:eastAsia="Avenir Next"/>
                 <w:color w:val="1A1A1A"/>
-                <w:sz w:val="18"/>
+                <w:sz w:val="22"/>
                 <w:szCs w:val="18"/>
               </w:rPr>
               <w:t xml:space="preserve">” is </w:t>
@@ -3318,7 +3326,7 @@
                 <w:rFonts w:ascii="Avenir Next" w:hAnsi="Avenir Next" w:cs="Avenir Next" w:eastAsia="Avenir Next"/>
                 <w:i/>
                 <w:color w:val="1A1A1A"/>
-                <w:sz w:val="18"/>
+                <w:sz w:val="22"/>
                 <w:szCs w:val="18"/>
               </w:rPr>
               <w:t xml:space="preserve">n</w:t>
@@ -3327,7 +3335,7 @@
               <w:rPr>
                 <w:rFonts w:ascii="Avenir Next" w:hAnsi="Avenir Next" w:cs="Avenir Next" w:eastAsia="Avenir Next"/>
                 <w:color w:val="1A1A1A"/>
-                <w:sz w:val="18"/>
+                <w:sz w:val="22"/>
                 <w:szCs w:val="18"/>
               </w:rPr>
               <w:t xml:space="preserve"> − 7, </w:t>
@@ -3337,7 +3345,7 @@
                 <w:rFonts w:ascii="Avenir Next" w:hAnsi="Avenir Next" w:cs="Avenir Next" w:eastAsia="Avenir Next"/>
                 <w:b/>
                 <w:color w:val="1A1A1A"/>
-                <w:sz w:val="18"/>
+                <w:sz w:val="22"/>
                 <w:szCs w:val="18"/>
               </w:rPr>
               <w:t xml:space="preserve">not</w:t>
@@ -3346,7 +3354,7 @@
               <w:rPr>
                 <w:rFonts w:ascii="Avenir Next" w:hAnsi="Avenir Next" w:cs="Avenir Next" w:eastAsia="Avenir Next"/>
                 <w:color w:val="1A1A1A"/>
-                <w:sz w:val="18"/>
+                <w:sz w:val="22"/>
                 <w:szCs w:val="18"/>
               </w:rPr>
               <w:t xml:space="preserve"> 7 − </w:t>
@@ -3356,7 +3364,7 @@
                 <w:rFonts w:ascii="Avenir Next" w:hAnsi="Avenir Next" w:cs="Avenir Next" w:eastAsia="Avenir Next"/>
                 <w:i/>
                 <w:color w:val="1A1A1A"/>
-                <w:sz w:val="18"/>
+                <w:sz w:val="22"/>
                 <w:szCs w:val="18"/>
               </w:rPr>
               <w:t xml:space="preserve">n</w:t>
@@ -3365,7 +3373,7 @@
               <w:rPr>
                 <w:rFonts w:ascii="Avenir Next" w:hAnsi="Avenir Next" w:cs="Avenir Next" w:eastAsia="Avenir Next"/>
                 <w:color w:val="1A1A1A"/>
-                <w:sz w:val="18"/>
+                <w:sz w:val="22"/>
                 <w:szCs w:val="18"/>
               </w:rPr>
               <w:t xml:space="preserve">.</w:t>
@@ -3384,18 +3392,18 @@
                 <w:rFonts w:ascii="Avenir Next" w:hAnsi="Avenir Next" w:cs="Avenir Next" w:eastAsia="Avenir Next"/>
                 <w:b/>
                 <w:color w:val="003A70"/>
+                <w:sz w:val="22"/>
+                <w:szCs w:val="18"/>
+              </w:rPr>
+              <w:t xml:space="preserve">•</w:t>
+            </w:r>
+            <w:r>
+              <w:rPr>
+                <w:rFonts w:ascii="Avenir Next" w:hAnsi="Avenir Next" w:cs="Avenir Next" w:eastAsia="Avenir Next"/>
+                <w:color w:val="1A1A1A"/>
                 <w:sz w:val="18"/>
                 <w:szCs w:val="18"/>
               </w:rPr>
-              <w:t xml:space="preserve">•</w:t>
-            </w:r>
-            <w:r>
-              <w:rPr>
-                <w:rFonts w:ascii="Avenir Next" w:hAnsi="Avenir Next" w:cs="Avenir Next" w:eastAsia="Avenir Next"/>
-                <w:color w:val="1A1A1A"/>
-                <w:sz w:val="18"/>
-                <w:szCs w:val="18"/>
-              </w:rPr>
               <w:tab/>
             </w:r>
             <w:r>
@@ -3403,7 +3411,7 @@
                 <w:rFonts w:ascii="Avenir Next" w:hAnsi="Avenir Next" w:cs="Avenir Next" w:eastAsia="Avenir Next"/>
                 <w:b/>
                 <w:color w:val="1A1A1A"/>
-                <w:sz w:val="18"/>
+                <w:sz w:val="22"/>
                 <w:szCs w:val="18"/>
               </w:rPr>
               <w:t xml:space="preserve">Test</w:t>
@@ -3412,7 +3420,7 @@
               <w:rPr>
                 <w:rFonts w:ascii="Avenir Next" w:hAnsi="Avenir Next" w:cs="Avenir Next" w:eastAsia="Avenir Next"/>
                 <w:color w:val="1A1A1A"/>
-                <w:sz w:val="18"/>
+                <w:sz w:val="22"/>
                 <w:szCs w:val="18"/>
               </w:rPr>
               <w:t xml:space="preserve"> an answer by substituting it.</w:t>
@@ -3427,6 +3435,7 @@
           </w:tcPr>
           <w:p>
             <w:pPr>
+              <w:pStyle w:val="Heading2"/>
               <w:spacing w:before="0" w:after="40" w:line="264" w:lineRule="auto"/>
             </w:pPr>
             <w:r>
@@ -3450,7 +3459,7 @@
                 <w:rFonts w:ascii="Avenir Next" w:hAnsi="Avenir Next" w:cs="Avenir Next" w:eastAsia="Avenir Next"/>
                 <w:i/>
                 <w:color w:val="1A1A1A"/>
-                <w:sz w:val="17"/>
+                <w:sz w:val="22"/>
                 <w:szCs w:val="17"/>
               </w:rPr>
               <w:t xml:space="preserve">b</w:t>
@@ -3459,7 +3468,7 @@
               <w:rPr>
                 <w:rFonts w:ascii="Avenir Next" w:hAnsi="Avenir Next" w:cs="Avenir Next" w:eastAsia="Avenir Next"/>
                 <w:color w:val="1A1A1A"/>
-                <w:sz w:val="17"/>
+                <w:sz w:val="22"/>
                 <w:szCs w:val="17"/>
               </w:rPr>
               <w:t xml:space="preserve"> books plus 15 more is 52 books. Test </w:t>
@@ -3469,7 +3478,7 @@
                 <w:rFonts w:ascii="Avenir Next" w:hAnsi="Avenir Next" w:cs="Avenir Next" w:eastAsia="Avenir Next"/>
                 <w:i/>
                 <w:color w:val="1A1A1A"/>
-                <w:sz w:val="17"/>
+                <w:sz w:val="22"/>
                 <w:szCs w:val="17"/>
               </w:rPr>
               <w:t xml:space="preserve">b</w:t>
@@ -3478,7 +3487,7 @@
               <w:rPr>
                 <w:rFonts w:ascii="Avenir Next" w:hAnsi="Avenir Next" w:cs="Avenir Next" w:eastAsia="Avenir Next"/>
                 <w:color w:val="1A1A1A"/>
-                <w:sz w:val="17"/>
+                <w:sz w:val="22"/>
                 <w:szCs w:val="17"/>
               </w:rPr>
               <w:t xml:space="preserve"> = 37.</w:t>
@@ -3497,44 +3506,44 @@
                 <w:rFonts w:ascii="Avenir Next" w:hAnsi="Avenir Next" w:cs="Avenir Next" w:eastAsia="Avenir Next"/>
                 <w:b/>
                 <w:color w:val="003A70"/>
+                <w:sz w:val="22"/>
+                <w:szCs w:val="17"/>
+              </w:rPr>
+              <w:t xml:space="preserve">Step 1</w:t>
+            </w:r>
+            <w:r>
+              <w:rPr>
+                <w:rFonts w:ascii="Avenir Next" w:hAnsi="Avenir Next" w:cs="Avenir Next" w:eastAsia="Avenir Next"/>
+                <w:color w:val="1A1A1A"/>
                 <w:sz w:val="17"/>
                 <w:szCs w:val="17"/>
               </w:rPr>
-              <w:t xml:space="preserve">Step 1</w:t>
-            </w:r>
-            <w:r>
-              <w:rPr>
-                <w:rFonts w:ascii="Avenir Next" w:hAnsi="Avenir Next" w:cs="Avenir Next" w:eastAsia="Avenir Next"/>
-                <w:color w:val="1A1A1A"/>
-                <w:sz w:val="17"/>
+              <w:tab/>
+            </w:r>
+            <w:r>
+              <w:rPr>
+                <w:rFonts w:ascii="Avenir Next" w:hAnsi="Avenir Next" w:cs="Avenir Next" w:eastAsia="Avenir Next"/>
+                <w:color w:val="1A1A1A"/>
+                <w:sz w:val="22"/>
                 <w:szCs w:val="17"/>
               </w:rPr>
-              <w:tab/>
-            </w:r>
-            <w:r>
-              <w:rPr>
-                <w:rFonts w:ascii="Avenir Next" w:hAnsi="Avenir Next" w:cs="Avenir Next" w:eastAsia="Avenir Next"/>
-                <w:color w:val="1A1A1A"/>
-                <w:sz w:val="17"/>
+              <w:t xml:space="preserve">Equation: </w:t>
+            </w:r>
+            <w:r>
+              <w:rPr>
+                <w:rFonts w:ascii="Avenir Next" w:hAnsi="Avenir Next" w:cs="Avenir Next" w:eastAsia="Avenir Next"/>
+                <w:i/>
+                <w:color w:val="1A1A1A"/>
+                <w:sz w:val="22"/>
                 <w:szCs w:val="17"/>
               </w:rPr>
-              <w:t xml:space="preserve">Equation: </w:t>
-            </w:r>
-            <w:r>
-              <w:rPr>
-                <w:rFonts w:ascii="Avenir Next" w:hAnsi="Avenir Next" w:cs="Avenir Next" w:eastAsia="Avenir Next"/>
-                <w:i/>
-                <w:color w:val="1A1A1A"/>
-                <w:sz w:val="17"/>
-                <w:szCs w:val="17"/>
-              </w:rPr>
               <w:t xml:space="preserve">b</w:t>
             </w:r>
             <w:r>
               <w:rPr>
                 <w:rFonts w:ascii="Avenir Next" w:hAnsi="Avenir Next" w:cs="Avenir Next" w:eastAsia="Avenir Next"/>
                 <w:color w:val="1A1A1A"/>
-                <w:sz w:val="17"/>
+                <w:sz w:val="22"/>
                 <w:szCs w:val="17"/>
               </w:rPr>
               <w:t xml:space="preserve"> + 15 = 52</w:t>
@@ -3553,25 +3562,25 @@
                 <w:rFonts w:ascii="Avenir Next" w:hAnsi="Avenir Next" w:cs="Avenir Next" w:eastAsia="Avenir Next"/>
                 <w:b/>
                 <w:color w:val="003A70"/>
+                <w:sz w:val="22"/>
+                <w:szCs w:val="17"/>
+              </w:rPr>
+              <w:t xml:space="preserve">Step 2</w:t>
+            </w:r>
+            <w:r>
+              <w:rPr>
+                <w:rFonts w:ascii="Avenir Next" w:hAnsi="Avenir Next" w:cs="Avenir Next" w:eastAsia="Avenir Next"/>
+                <w:color w:val="1A1A1A"/>
                 <w:sz w:val="17"/>
                 <w:szCs w:val="17"/>
               </w:rPr>
-              <w:t xml:space="preserve">Step 2</w:t>
-            </w:r>
-            <w:r>
-              <w:rPr>
-                <w:rFonts w:ascii="Avenir Next" w:hAnsi="Avenir Next" w:cs="Avenir Next" w:eastAsia="Avenir Next"/>
-                <w:color w:val="1A1A1A"/>
-                <w:sz w:val="17"/>
-                <w:szCs w:val="17"/>
-              </w:rPr>
               <w:tab/>
             </w:r>
             <w:r>
               <w:rPr>
                 <w:rFonts w:ascii="Avenir Next" w:hAnsi="Avenir Next" w:cs="Avenir Next" w:eastAsia="Avenir Next"/>
                 <w:color w:val="1A1A1A"/>
-                <w:sz w:val="17"/>
+                <w:sz w:val="22"/>
                 <w:szCs w:val="17"/>
               </w:rPr>
               <w:t xml:space="preserve">Test: 37 + 15 = 52, so it checks.</w:t>
@@ -3590,19 +3599,40 @@
                 <w:rFonts w:ascii="Avenir Next" w:hAnsi="Avenir Next" w:cs="Avenir Next" w:eastAsia="Avenir Next"/>
                 <w:b/>
                 <w:color w:val="1A1A1A"/>
+                <w:sz w:val="22"/>
+                <w:szCs w:val="17"/>
+              </w:rPr>
+              <w:t xml:space="preserve">Answer</w:t>
+            </w:r>
+            <w:r>
+              <w:rPr>
+                <w:rFonts w:ascii="Avenir Next" w:hAnsi="Avenir Next" w:cs="Avenir Next" w:eastAsia="Avenir Next"/>
+                <w:color w:val="1A1A1A"/>
                 <w:sz w:val="17"/>
                 <w:szCs w:val="17"/>
               </w:rPr>
-              <w:t xml:space="preserve">Answer</w:t>
-            </w:r>
-            <w:r>
-              <w:rPr>
-                <w:rFonts w:ascii="Avenir Next" w:hAnsi="Avenir Next" w:cs="Avenir Next" w:eastAsia="Avenir Next"/>
-                <w:color w:val="1A1A1A"/>
-                <w:sz w:val="17"/>
+              <w:tab/>
+            </w:r>
+            <w:r>
+              <w:rPr>
+                <w:rFonts w:ascii="Avenir Next" w:hAnsi="Avenir Next" w:cs="Avenir Next" w:eastAsia="Avenir Next"/>
+                <w:b/>
+                <w:i/>
+                <w:color w:val="1A1A1A"/>
+                <w:sz w:val="22"/>
                 <w:szCs w:val="17"/>
               </w:rPr>
-              <w:tab/>
+              <w:t xml:space="preserve">b</w:t>
+            </w:r>
+            <w:r>
+              <w:rPr>
+                <w:rFonts w:ascii="Avenir Next" w:hAnsi="Avenir Next" w:cs="Avenir Next" w:eastAsia="Avenir Next"/>
+                <w:b/>
+                <w:color w:val="1A1A1A"/>
+                <w:sz w:val="22"/>
+                <w:szCs w:val="17"/>
+              </w:rPr>
+              <w:t xml:space="preserve"> + 15 = 52; </w:t>
             </w:r>
             <w:r>
               <w:rPr>
@@ -3610,7 +3640,7 @@
                 <w:b/>
                 <w:i/>
                 <w:color w:val="1A1A1A"/>
-                <w:sz w:val="17"/>
+                <w:sz w:val="22"/>
                 <w:szCs w:val="17"/>
               </w:rPr>
               <w:t xml:space="preserve">b</w:t>
@@ -3620,28 +3650,7 @@
                 <w:rFonts w:ascii="Avenir Next" w:hAnsi="Avenir Next" w:cs="Avenir Next" w:eastAsia="Avenir Next"/>
                 <w:b/>
                 <w:color w:val="1A1A1A"/>
-                <w:sz w:val="17"/>
-                <w:szCs w:val="17"/>
-              </w:rPr>
-              <w:t xml:space="preserve"> + 15 = 52; </w:t>
-            </w:r>
-            <w:r>
-              <w:rPr>
-                <w:rFonts w:ascii="Avenir Next" w:hAnsi="Avenir Next" w:cs="Avenir Next" w:eastAsia="Avenir Next"/>
-                <w:b/>
-                <w:i/>
-                <w:color w:val="1A1A1A"/>
-                <w:sz w:val="17"/>
-                <w:szCs w:val="17"/>
-              </w:rPr>
-              <w:t xml:space="preserve">b</w:t>
-            </w:r>
-            <w:r>
-              <w:rPr>
-                <w:rFonts w:ascii="Avenir Next" w:hAnsi="Avenir Next" w:cs="Avenir Next" w:eastAsia="Avenir Next"/>
-                <w:b/>
-                <w:color w:val="1A1A1A"/>
-                <w:sz w:val="17"/>
+                <w:sz w:val="22"/>
                 <w:szCs w:val="17"/>
               </w:rPr>
               <w:t xml:space="preserve"> = 37</w:t>
@@ -3691,6 +3700,7 @@
           </w:tcPr>
           <w:p>
             <w:pPr>
+              <w:pStyle w:val="Heading2"/>
               <w:spacing w:before="0" w:after="40" w:line="264" w:lineRule="auto"/>
             </w:pPr>
             <w:r>
@@ -3714,7 +3724,7 @@
                 <w:rFonts w:ascii="Avenir Next" w:hAnsi="Avenir Next" w:cs="Avenir Next" w:eastAsia="Avenir Next"/>
                 <w:b/>
                 <w:color w:val="1A1A1A"/>
-                <w:sz w:val="21"/>
+                <w:sz w:val="22"/>
                 <w:szCs w:val="21"/>
               </w:rPr>
               <w:t xml:space="preserve">increased by</w:t>
@@ -3723,7 +3733,7 @@
               <w:rPr>
                 <w:rFonts w:ascii="Avenir Next" w:hAnsi="Avenir Next" w:cs="Avenir Next" w:eastAsia="Avenir Next"/>
                 <w:color w:val="5A5F66"/>
-                <w:sz w:val="21"/>
+                <w:sz w:val="22"/>
                 <w:szCs w:val="21"/>
               </w:rPr>
               <w:t xml:space="preserve"> — </w:t>
@@ -3732,7 +3742,7 @@
               <w:rPr>
                 <w:rFonts w:ascii="Avenir Next" w:hAnsi="Avenir Next" w:cs="Avenir Next" w:eastAsia="Avenir Next"/>
                 <w:color w:val="1A1A1A"/>
-                <w:sz w:val="21"/>
+                <w:sz w:val="22"/>
                 <w:szCs w:val="21"/>
               </w:rPr>
               <w:t xml:space="preserve">add (+)</w:t>
@@ -3747,7 +3757,7 @@
                 <w:rFonts w:ascii="Avenir Next" w:hAnsi="Avenir Next" w:cs="Avenir Next" w:eastAsia="Avenir Next"/>
                 <w:b/>
                 <w:color w:val="1A1A1A"/>
-                <w:sz w:val="21"/>
+                <w:sz w:val="22"/>
                 <w:szCs w:val="21"/>
               </w:rPr>
               <w:t xml:space="preserve">less than</w:t>
@@ -3756,7 +3766,7 @@
               <w:rPr>
                 <w:rFonts w:ascii="Avenir Next" w:hAnsi="Avenir Next" w:cs="Avenir Next" w:eastAsia="Avenir Next"/>
                 <w:color w:val="5A5F66"/>
-                <w:sz w:val="21"/>
+                <w:sz w:val="22"/>
                 <w:szCs w:val="21"/>
               </w:rPr>
               <w:t xml:space="preserve"> — </w:t>
@@ -3765,7 +3775,7 @@
               <w:rPr>
                 <w:rFonts w:ascii="Avenir Next" w:hAnsi="Avenir Next" w:cs="Avenir Next" w:eastAsia="Avenir Next"/>
                 <w:color w:val="1A1A1A"/>
-                <w:sz w:val="21"/>
+                <w:sz w:val="22"/>
                 <w:szCs w:val="21"/>
               </w:rPr>
               <w:t xml:space="preserve">subtract (−)</w:t>
@@ -3791,7 +3801,7 @@
                 <w:rFonts w:ascii="Avenir Next" w:hAnsi="Avenir Next" w:cs="Avenir Next" w:eastAsia="Avenir Next"/>
                 <w:b/>
                 <w:color w:val="1A1A1A"/>
-                <w:sz w:val="21"/>
+                <w:sz w:val="22"/>
                 <w:szCs w:val="21"/>
               </w:rPr>
               <w:t xml:space="preserve">times</w:t>
@@ -3800,7 +3810,7 @@
               <w:rPr>
                 <w:rFonts w:ascii="Avenir Next" w:hAnsi="Avenir Next" w:cs="Avenir Next" w:eastAsia="Avenir Next"/>
                 <w:color w:val="5A5F66"/>
-                <w:sz w:val="21"/>
+                <w:sz w:val="22"/>
                 <w:szCs w:val="21"/>
               </w:rPr>
               <w:t xml:space="preserve"> — </w:t>
@@ -3809,7 +3819,7 @@
               <w:rPr>
                 <w:rFonts w:ascii="Avenir Next" w:hAnsi="Avenir Next" w:cs="Avenir Next" w:eastAsia="Avenir Next"/>
                 <w:color w:val="1A1A1A"/>
-                <w:sz w:val="21"/>
+                <w:sz w:val="22"/>
                 <w:szCs w:val="21"/>
               </w:rPr>
               <w:t xml:space="preserve">multiply (×)</w:t>
@@ -3824,7 +3834,7 @@
                 <w:rFonts w:ascii="Avenir Next" w:hAnsi="Avenir Next" w:cs="Avenir Next" w:eastAsia="Avenir Next"/>
                 <w:b/>
                 <w:color w:val="1A1A1A"/>
-                <w:sz w:val="21"/>
+                <w:sz w:val="22"/>
                 <w:szCs w:val="21"/>
               </w:rPr>
               <w:t xml:space="preserve">divided by</w:t>
@@ -3833,7 +3843,7 @@
               <w:rPr>
                 <w:rFonts w:ascii="Avenir Next" w:hAnsi="Avenir Next" w:cs="Avenir Next" w:eastAsia="Avenir Next"/>
                 <w:color w:val="5A5F66"/>
-                <w:sz w:val="21"/>
+                <w:sz w:val="22"/>
                 <w:szCs w:val="21"/>
               </w:rPr>
               <w:t xml:space="preserve"> — </w:t>
@@ -3842,7 +3852,7 @@
               <w:rPr>
                 <w:rFonts w:ascii="Avenir Next" w:hAnsi="Avenir Next" w:cs="Avenir Next" w:eastAsia="Avenir Next"/>
                 <w:color w:val="1A1A1A"/>
-                <w:sz w:val="21"/>
+                <w:sz w:val="22"/>
                 <w:szCs w:val="21"/>
               </w:rPr>
               <w:t xml:space="preserve">divide (÷)</w:t>
@@ -3853,6 +3863,7 @@
     </w:tbl>
     <w:p>
       <w:pPr>
+        <w:pStyle w:val="Heading2"/>
         <w:keepNext/>
         <w:pBdr>
           <w:bottom w:val="single" w:sz="8" w:space="3" w:color="003A70"/>
@@ -3868,7 +3879,7 @@
           <w:b/>
           <w:color w:val="003A70"/>
           <w:spacing w:val="14"/>
-          <w:sz w:val="21"/>
+          <w:sz w:val="22"/>
           <w:szCs w:val="21"/>
         </w:rPr>
         <w:t xml:space="preserve">PRACTICE</w:t>
@@ -3887,7 +3898,7 @@
           <w:rFonts w:ascii="Avenir Next" w:hAnsi="Avenir Next" w:cs="Avenir Next" w:eastAsia="Avenir Next"/>
           <w:i/>
           <w:color w:val="5A5F66"/>
-          <w:sz w:val="17"/>
+          <w:sz w:val="22"/>
           <w:szCs w:val="17"/>
         </w:rPr>
         <w:t xml:space="preserve">show your work · label units</w:t>
@@ -4002,25 +4013,25 @@
                 <w:rFonts w:ascii="Avenir Next" w:hAnsi="Avenir Next" w:cs="Avenir Next" w:eastAsia="Avenir Next"/>
                 <w:b/>
                 <w:color w:val="003A70"/>
+                <w:sz w:val="22"/>
+                <w:szCs w:val="18"/>
+              </w:rPr>
+              <w:t xml:space="preserve">Step 1</w:t>
+            </w:r>
+            <w:r>
+              <w:rPr>
+                <w:rFonts w:ascii="Avenir Next" w:hAnsi="Avenir Next" w:cs="Avenir Next" w:eastAsia="Avenir Next"/>
+                <w:color w:val="1A1A1A"/>
                 <w:sz w:val="18"/>
                 <w:szCs w:val="18"/>
               </w:rPr>
-              <w:t xml:space="preserve">Step 1</w:t>
-            </w:r>
-            <w:r>
-              <w:rPr>
-                <w:rFonts w:ascii="Avenir Next" w:hAnsi="Avenir Next" w:cs="Avenir Next" w:eastAsia="Avenir Next"/>
-                <w:color w:val="1A1A1A"/>
-                <w:sz w:val="18"/>
-                <w:szCs w:val="18"/>
-              </w:rPr>
               <w:tab/>
             </w:r>
             <w:r>
               <w:rPr>
                 <w:rFonts w:ascii="Avenir Next" w:hAnsi="Avenir Next" w:cs="Avenir Next" w:eastAsia="Avenir Next"/>
                 <w:color w:val="1A1A1A"/>
-                <w:sz w:val="21"/>
+                <w:sz w:val="22"/>
                 <w:szCs w:val="21"/>
               </w:rPr>
               <w:t xml:space="preserve">Find the key word.</w:t>
@@ -4040,25 +4051,25 @@
                 <w:rFonts w:ascii="Avenir Next" w:hAnsi="Avenir Next" w:cs="Avenir Next" w:eastAsia="Avenir Next"/>
                 <w:b/>
                 <w:color w:val="003A70"/>
+                <w:sz w:val="22"/>
+                <w:szCs w:val="18"/>
+              </w:rPr>
+              <w:t xml:space="preserve">Step 2</w:t>
+            </w:r>
+            <w:r>
+              <w:rPr>
+                <w:rFonts w:ascii="Avenir Next" w:hAnsi="Avenir Next" w:cs="Avenir Next" w:eastAsia="Avenir Next"/>
+                <w:color w:val="1A1A1A"/>
                 <w:sz w:val="18"/>
                 <w:szCs w:val="18"/>
               </w:rPr>
-              <w:t xml:space="preserve">Step 2</w:t>
-            </w:r>
-            <w:r>
-              <w:rPr>
-                <w:rFonts w:ascii="Avenir Next" w:hAnsi="Avenir Next" w:cs="Avenir Next" w:eastAsia="Avenir Next"/>
-                <w:color w:val="1A1A1A"/>
-                <w:sz w:val="18"/>
-                <w:szCs w:val="18"/>
-              </w:rPr>
               <w:tab/>
             </w:r>
             <w:r>
               <w:rPr>
                 <w:rFonts w:ascii="Avenir Next" w:hAnsi="Avenir Next" w:cs="Avenir Next" w:eastAsia="Avenir Next"/>
                 <w:color w:val="1A1A1A"/>
-                <w:sz w:val="21"/>
+                <w:sz w:val="22"/>
                 <w:szCs w:val="21"/>
               </w:rPr>
               <w:t xml:space="preserve">Write </w:t>
@@ -4068,7 +4079,7 @@
                 <w:rFonts w:ascii="Avenir Next" w:hAnsi="Avenir Next" w:cs="Avenir Next" w:eastAsia="Avenir Next"/>
                 <w:i/>
                 <w:color w:val="1A1A1A"/>
-                <w:sz w:val="21"/>
+                <w:sz w:val="22"/>
                 <w:szCs w:val="21"/>
               </w:rPr>
               <w:t xml:space="preserve">n</w:t>
@@ -4077,7 +4088,7 @@
               <w:rPr>
                 <w:rFonts w:ascii="Avenir Next" w:hAnsi="Avenir Next" w:cs="Avenir Next" w:eastAsia="Avenir Next"/>
                 <w:color w:val="1A1A1A"/>
-                <w:sz w:val="21"/>
+                <w:sz w:val="22"/>
                 <w:szCs w:val="21"/>
               </w:rPr>
               <w:t xml:space="preserve">, the sign, the number, = and the total.</w:t>
@@ -4517,7 +4528,7 @@
               <w:drawing>
                 <wp:inline distT="0" distB="0" distL="0" distR="0">
                   <wp:extent cx="2743200" cy="459187"/>
-                  <wp:docPr id="2" name="Figure 2"/>
+                  <wp:docPr id="2" name="Figure 2" descr="Tape diagram. : 2 equal sections; section labels 29 left, 14 given. Total label: s."/>
                   <a:graphic xmlns:a="http://schemas.openxmlformats.org/drawingml/2006/main">
                     <a:graphicData uri="http://schemas.openxmlformats.org/drawingml/2006/picture">
                       <pic:pic xmlns:pic="http://schemas.openxmlformats.org/drawingml/2006/picture">
@@ -4560,7 +4571,7 @@
                 <w:rFonts w:ascii="Avenir Next" w:hAnsi="Avenir Next" w:cs="Avenir Next" w:eastAsia="Avenir Next"/>
                 <w:b/>
                 <w:color w:val="1A1A1A"/>
-                <w:sz w:val="18"/>
+                <w:sz w:val="22"/>
                 <w:szCs w:val="18"/>
               </w:rPr>
               <w:t xml:space="preserve">Equation and test</w:t>
@@ -4759,25 +4770,25 @@
                 <w:rFonts w:ascii="Avenir Next" w:hAnsi="Avenir Next" w:cs="Avenir Next" w:eastAsia="Avenir Next"/>
                 <w:b/>
                 <w:color w:val="003A70"/>
+                <w:sz w:val="22"/>
+                <w:szCs w:val="18"/>
+              </w:rPr>
+              <w:t xml:space="preserve">Step 1</w:t>
+            </w:r>
+            <w:r>
+              <w:rPr>
+                <w:rFonts w:ascii="Avenir Next" w:hAnsi="Avenir Next" w:cs="Avenir Next" w:eastAsia="Avenir Next"/>
+                <w:color w:val="1A1A1A"/>
                 <w:sz w:val="18"/>
                 <w:szCs w:val="18"/>
               </w:rPr>
-              <w:t xml:space="preserve">Step 1</w:t>
-            </w:r>
-            <w:r>
-              <w:rPr>
-                <w:rFonts w:ascii="Avenir Next" w:hAnsi="Avenir Next" w:cs="Avenir Next" w:eastAsia="Avenir Next"/>
-                <w:color w:val="1A1A1A"/>
-                <w:sz w:val="18"/>
-                <w:szCs w:val="18"/>
-              </w:rPr>
               <w:tab/>
             </w:r>
             <w:r>
               <w:rPr>
                 <w:rFonts w:ascii="Avenir Next" w:hAnsi="Avenir Next" w:cs="Avenir Next" w:eastAsia="Avenir Next"/>
                 <w:color w:val="1A1A1A"/>
-                <w:sz w:val="21"/>
+                <w:sz w:val="22"/>
                 <w:szCs w:val="21"/>
               </w:rPr>
               <w:t xml:space="preserve">Vans × students in each van = all students.</w:t>
@@ -4797,25 +4808,25 @@
                 <w:rFonts w:ascii="Avenir Next" w:hAnsi="Avenir Next" w:cs="Avenir Next" w:eastAsia="Avenir Next"/>
                 <w:b/>
                 <w:color w:val="003A70"/>
+                <w:sz w:val="22"/>
+                <w:szCs w:val="18"/>
+              </w:rPr>
+              <w:t xml:space="preserve">Step 2</w:t>
+            </w:r>
+            <w:r>
+              <w:rPr>
+                <w:rFonts w:ascii="Avenir Next" w:hAnsi="Avenir Next" w:cs="Avenir Next" w:eastAsia="Avenir Next"/>
+                <w:color w:val="1A1A1A"/>
                 <w:sz w:val="18"/>
                 <w:szCs w:val="18"/>
               </w:rPr>
-              <w:t xml:space="preserve">Step 2</w:t>
-            </w:r>
-            <w:r>
-              <w:rPr>
-                <w:rFonts w:ascii="Avenir Next" w:hAnsi="Avenir Next" w:cs="Avenir Next" w:eastAsia="Avenir Next"/>
-                <w:color w:val="1A1A1A"/>
-                <w:sz w:val="18"/>
-                <w:szCs w:val="18"/>
-              </w:rPr>
               <w:tab/>
             </w:r>
             <w:r>
               <w:rPr>
                 <w:rFonts w:ascii="Avenir Next" w:hAnsi="Avenir Next" w:cs="Avenir Next" w:eastAsia="Avenir Next"/>
                 <w:color w:val="1A1A1A"/>
-                <w:sz w:val="21"/>
+                <w:sz w:val="22"/>
                 <w:szCs w:val="21"/>
               </w:rPr>
               <w:t xml:space="preserve">Put 12 in for </w:t>
@@ -4825,7 +4836,7 @@
                 <w:rFonts w:ascii="Avenir Next" w:hAnsi="Avenir Next" w:cs="Avenir Next" w:eastAsia="Avenir Next"/>
                 <w:i/>
                 <w:color w:val="1A1A1A"/>
-                <w:sz w:val="21"/>
+                <w:sz w:val="22"/>
                 <w:szCs w:val="21"/>
               </w:rPr>
               <w:t xml:space="preserve">v</w:t>
@@ -4834,7 +4845,7 @@
               <w:rPr>
                 <w:rFonts w:ascii="Avenir Next" w:hAnsi="Avenir Next" w:cs="Avenir Next" w:eastAsia="Avenir Next"/>
                 <w:color w:val="1A1A1A"/>
-                <w:sz w:val="21"/>
+                <w:sz w:val="22"/>
                 <w:szCs w:val="21"/>
               </w:rPr>
               <w:t xml:space="preserve">. Then try 14.</w:t>
@@ -4911,7 +4922,7 @@
                 <w:rFonts w:ascii="Avenir Next" w:hAnsi="Avenir Next" w:cs="Avenir Next" w:eastAsia="Avenir Next"/>
                 <w:b/>
                 <w:color w:val="1A1A1A"/>
-                <w:sz w:val="18"/>
+                <w:sz w:val="22"/>
                 <w:szCs w:val="18"/>
               </w:rPr>
               <w:t xml:space="preserve">Equation and solution</w:t>
@@ -5072,25 +5083,25 @@
                 <w:rFonts w:ascii="Avenir Next" w:hAnsi="Avenir Next" w:cs="Avenir Next" w:eastAsia="Avenir Next"/>
                 <w:b/>
                 <w:color w:val="003A70"/>
+                <w:sz w:val="22"/>
+                <w:szCs w:val="18"/>
+              </w:rPr>
+              <w:t xml:space="preserve">Step 1</w:t>
+            </w:r>
+            <w:r>
+              <w:rPr>
+                <w:rFonts w:ascii="Avenir Next" w:hAnsi="Avenir Next" w:cs="Avenir Next" w:eastAsia="Avenir Next"/>
+                <w:color w:val="1A1A1A"/>
                 <w:sz w:val="18"/>
                 <w:szCs w:val="18"/>
               </w:rPr>
-              <w:t xml:space="preserve">Step 1</w:t>
-            </w:r>
-            <w:r>
-              <w:rPr>
-                <w:rFonts w:ascii="Avenir Next" w:hAnsi="Avenir Next" w:cs="Avenir Next" w:eastAsia="Avenir Next"/>
-                <w:color w:val="1A1A1A"/>
-                <w:sz w:val="18"/>
-                <w:szCs w:val="18"/>
-              </w:rPr>
               <w:tab/>
             </w:r>
             <w:r>
               <w:rPr>
                 <w:rFonts w:ascii="Avenir Next" w:hAnsi="Avenir Next" w:cs="Avenir Next" w:eastAsia="Avenir Next"/>
                 <w:color w:val="1A1A1A"/>
-                <w:sz w:val="21"/>
+                <w:sz w:val="22"/>
                 <w:szCs w:val="21"/>
               </w:rPr>
               <w:t xml:space="preserve">Pages each day × 5 days = 85 pages.</w:t>
@@ -5110,25 +5121,25 @@
                 <w:rFonts w:ascii="Avenir Next" w:hAnsi="Avenir Next" w:cs="Avenir Next" w:eastAsia="Avenir Next"/>
                 <w:b/>
                 <w:color w:val="003A70"/>
+                <w:sz w:val="22"/>
+                <w:szCs w:val="18"/>
+              </w:rPr>
+              <w:t xml:space="preserve">Step 2</w:t>
+            </w:r>
+            <w:r>
+              <w:rPr>
+                <w:rFonts w:ascii="Avenir Next" w:hAnsi="Avenir Next" w:cs="Avenir Next" w:eastAsia="Avenir Next"/>
+                <w:color w:val="1A1A1A"/>
                 <w:sz w:val="18"/>
                 <w:szCs w:val="18"/>
               </w:rPr>
-              <w:t xml:space="preserve">Step 2</w:t>
-            </w:r>
-            <w:r>
-              <w:rPr>
-                <w:rFonts w:ascii="Avenir Next" w:hAnsi="Avenir Next" w:cs="Avenir Next" w:eastAsia="Avenir Next"/>
-                <w:color w:val="1A1A1A"/>
-                <w:sz w:val="18"/>
-                <w:szCs w:val="18"/>
-              </w:rPr>
               <w:tab/>
             </w:r>
             <w:r>
               <w:rPr>
                 <w:rFonts w:ascii="Avenir Next" w:hAnsi="Avenir Next" w:cs="Avenir Next" w:eastAsia="Avenir Next"/>
                 <w:color w:val="1A1A1A"/>
-                <w:sz w:val="21"/>
+                <w:sz w:val="22"/>
                 <w:szCs w:val="21"/>
               </w:rPr>
               <w:t xml:space="preserve">Put 17 in for </w:t>
@@ -5138,7 +5149,7 @@
                 <w:rFonts w:ascii="Avenir Next" w:hAnsi="Avenir Next" w:cs="Avenir Next" w:eastAsia="Avenir Next"/>
                 <w:i/>
                 <w:color w:val="1A1A1A"/>
-                <w:sz w:val="21"/>
+                <w:sz w:val="22"/>
                 <w:szCs w:val="21"/>
               </w:rPr>
               <w:t xml:space="preserve">p</w:t>
@@ -5147,7 +5158,7 @@
               <w:rPr>
                 <w:rFonts w:ascii="Avenir Next" w:hAnsi="Avenir Next" w:cs="Avenir Next" w:eastAsia="Avenir Next"/>
                 <w:color w:val="1A1A1A"/>
-                <w:sz w:val="21"/>
+                <w:sz w:val="22"/>
                 <w:szCs w:val="21"/>
               </w:rPr>
               <w:t xml:space="preserve"> and check.</w:t>
@@ -5166,7 +5177,7 @@
                 <w:rFonts w:ascii="Avenir Next" w:hAnsi="Avenir Next" w:cs="Avenir Next" w:eastAsia="Avenir Next"/>
                 <w:b/>
                 <w:color w:val="1A1A1A"/>
-                <w:sz w:val="18"/>
+                <w:sz w:val="22"/>
                 <w:szCs w:val="18"/>
               </w:rPr>
               <w:t xml:space="preserve">Equation and test</w:t>
@@ -5324,7 +5335,7 @@
                 <w:rFonts w:ascii="Avenir Next" w:hAnsi="Avenir Next" w:cs="Avenir Next" w:eastAsia="Avenir Next"/>
                 <w:b/>
                 <w:color w:val="003A70"/>
-                <w:sz w:val="17"/>
+                <w:sz w:val="22"/>
                 <w:szCs w:val="17"/>
               </w:rPr>
               <w:t xml:space="preserve">Frame  </w:t>
@@ -5334,10 +5345,30 @@
                 <w:rFonts w:ascii="Avenir Next" w:hAnsi="Avenir Next" w:cs="Avenir Next" w:eastAsia="Avenir Next"/>
                 <w:i/>
                 <w:color w:val="1A1A1A"/>
+                <w:sz w:val="22"/>
+                <w:szCs w:val="18"/>
+              </w:rPr>
+              <w:t xml:space="preserve">Omar is wrong because the brother is </w:t>
+            </w:r>
+            <w:r>
+              <w:rPr>
+                <w:rFonts w:ascii="Avenir Next" w:hAnsi="Avenir Next" w:cs="Avenir Next" w:eastAsia="Avenir Next"/>
+                <w:color w:val="1A1A1A"/>
                 <w:sz w:val="18"/>
                 <w:szCs w:val="18"/>
-              </w:rPr>
-              <w:t xml:space="preserve">Omar is wrong because the brother is </w:t>
+                <w:u w:val="single"/>
+              </w:rPr>
+              <w:t xml:space="preserve">      </w:t>
+            </w:r>
+            <w:r>
+              <w:rPr>
+                <w:rFonts w:ascii="Avenir Next" w:hAnsi="Avenir Next" w:cs="Avenir Next" w:eastAsia="Avenir Next"/>
+                <w:i/>
+                <w:color w:val="1A1A1A"/>
+                <w:sz w:val="22"/>
+                <w:szCs w:val="18"/>
+              </w:rPr>
+              <w:t xml:space="preserve"> than Tia. The equation should be </w:t>
             </w:r>
             <w:r>
               <w:rPr>
@@ -5354,17 +5385,37 @@
                 <w:rFonts w:ascii="Avenir Next" w:hAnsi="Avenir Next" w:cs="Avenir Next" w:eastAsia="Avenir Next"/>
                 <w:i/>
                 <w:color w:val="1A1A1A"/>
+                <w:sz w:val="22"/>
+                <w:szCs w:val="18"/>
+              </w:rPr>
+              <w:t xml:space="preserve">, so </w:t>
+            </w:r>
+            <w:r>
+              <w:rPr>
+                <w:rFonts w:ascii="Avenir Next" w:hAnsi="Avenir Next" w:cs="Avenir Next" w:eastAsia="Avenir Next"/>
+                <w:i/>
+                <w:color w:val="1A1A1A"/>
+                <w:sz w:val="22"/>
+                <w:szCs w:val="18"/>
+              </w:rPr>
+              <w:t xml:space="preserve">b</w:t>
+            </w:r>
+            <w:r>
+              <w:rPr>
+                <w:rFonts w:ascii="Avenir Next" w:hAnsi="Avenir Next" w:cs="Avenir Next" w:eastAsia="Avenir Next"/>
+                <w:i/>
+                <w:color w:val="1A1A1A"/>
+                <w:sz w:val="22"/>
+                <w:szCs w:val="18"/>
+              </w:rPr>
+              <w:t xml:space="preserve"> = </w:t>
+            </w:r>
+            <w:r>
+              <w:rPr>
+                <w:rFonts w:ascii="Avenir Next" w:hAnsi="Avenir Next" w:cs="Avenir Next" w:eastAsia="Avenir Next"/>
+                <w:color w:val="1A1A1A"/>
                 <w:sz w:val="18"/>
                 <w:szCs w:val="18"/>
-              </w:rPr>
-              <w:t xml:space="preserve"> than Tia. The equation should be </w:t>
-            </w:r>
-            <w:r>
-              <w:rPr>
-                <w:rFonts w:ascii="Avenir Next" w:hAnsi="Avenir Next" w:cs="Avenir Next" w:eastAsia="Avenir Next"/>
-                <w:color w:val="1A1A1A"/>
-                <w:sz w:val="18"/>
-                <w:szCs w:val="18"/>
                 <w:u w:val="single"/>
               </w:rPr>
               <w:t xml:space="preserve">      </w:t>
@@ -5374,47 +5425,7 @@
                 <w:rFonts w:ascii="Avenir Next" w:hAnsi="Avenir Next" w:cs="Avenir Next" w:eastAsia="Avenir Next"/>
                 <w:i/>
                 <w:color w:val="1A1A1A"/>
-                <w:sz w:val="18"/>
-                <w:szCs w:val="18"/>
-              </w:rPr>
-              <w:t xml:space="preserve">, so </w:t>
-            </w:r>
-            <w:r>
-              <w:rPr>
-                <w:rFonts w:ascii="Avenir Next" w:hAnsi="Avenir Next" w:cs="Avenir Next" w:eastAsia="Avenir Next"/>
-                <w:i/>
-                <w:color w:val="1A1A1A"/>
-                <w:sz w:val="18"/>
-                <w:szCs w:val="18"/>
-              </w:rPr>
-              <w:t xml:space="preserve">b</w:t>
-            </w:r>
-            <w:r>
-              <w:rPr>
-                <w:rFonts w:ascii="Avenir Next" w:hAnsi="Avenir Next" w:cs="Avenir Next" w:eastAsia="Avenir Next"/>
-                <w:i/>
-                <w:color w:val="1A1A1A"/>
-                <w:sz w:val="18"/>
-                <w:szCs w:val="18"/>
-              </w:rPr>
-              <w:t xml:space="preserve"> = </w:t>
-            </w:r>
-            <w:r>
-              <w:rPr>
-                <w:rFonts w:ascii="Avenir Next" w:hAnsi="Avenir Next" w:cs="Avenir Next" w:eastAsia="Avenir Next"/>
-                <w:color w:val="1A1A1A"/>
-                <w:sz w:val="18"/>
-                <w:szCs w:val="18"/>
-                <w:u w:val="single"/>
-              </w:rPr>
-              <w:t xml:space="preserve">      </w:t>
-            </w:r>
-            <w:r>
-              <w:rPr>
-                <w:rFonts w:ascii="Avenir Next" w:hAnsi="Avenir Next" w:cs="Avenir Next" w:eastAsia="Avenir Next"/>
-                <w:i/>
-                <w:color w:val="1A1A1A"/>
-                <w:sz w:val="18"/>
+                <w:sz w:val="22"/>
                 <w:szCs w:val="18"/>
               </w:rPr>
               <w:t xml:space="preserve">.</w:t>
@@ -5501,6 +5512,7 @@
     </w:p>
     <w:p>
       <w:pPr>
+        <w:pStyle w:val="Heading2"/>
         <w:keepNext/>
         <w:pBdr>
           <w:bottom w:val="single" w:sz="8" w:space="3" w:color="003A70"/>
@@ -5516,7 +5528,7 @@
           <w:b/>
           <w:color w:val="003A70"/>
           <w:spacing w:val="14"/>
-          <w:sz w:val="21"/>
+          <w:sz w:val="22"/>
           <w:szCs w:val="21"/>
         </w:rPr>
         <w:t xml:space="preserve">TEST PRACTICE</w:t>
@@ -5535,7 +5547,7 @@
           <w:rFonts w:ascii="Avenir Next" w:hAnsi="Avenir Next" w:cs="Avenir Next" w:eastAsia="Avenir Next"/>
           <w:i/>
           <w:color w:val="5A5F66"/>
-          <w:sz w:val="17"/>
+          <w:sz w:val="22"/>
           <w:szCs w:val="17"/>
         </w:rPr>
         <w:t xml:space="preserve">choose the best answer</w:t>
@@ -5686,35 +5698,35 @@
                       <w:rFonts w:ascii="Avenir Next" w:hAnsi="Avenir Next" w:cs="Avenir Next" w:eastAsia="Avenir Next"/>
                       <w:b/>
                       <w:color w:val="003A70"/>
+                      <w:sz w:val="22"/>
+                      <w:szCs w:val="21"/>
+                    </w:rPr>
+                    <w:t xml:space="preserve">A</w:t>
+                  </w:r>
+                  <w:r>
+                    <w:rPr>
+                      <w:rFonts w:ascii="Avenir Next" w:hAnsi="Avenir Next" w:cs="Avenir Next" w:eastAsia="Avenir Next"/>
+                      <w:color w:val="1A1A1A"/>
                       <w:sz w:val="21"/>
                       <w:szCs w:val="21"/>
                     </w:rPr>
-                    <w:t xml:space="preserve">A</w:t>
-                  </w:r>
-                  <w:r>
-                    <w:rPr>
-                      <w:rFonts w:ascii="Avenir Next" w:hAnsi="Avenir Next" w:cs="Avenir Next" w:eastAsia="Avenir Next"/>
-                      <w:color w:val="1A1A1A"/>
-                      <w:sz w:val="21"/>
+                    <w:tab/>
+                  </w:r>
+                  <w:r>
+                    <w:rPr>
+                      <w:rFonts w:ascii="Avenir Next" w:hAnsi="Avenir Next" w:cs="Avenir Next" w:eastAsia="Avenir Next"/>
+                      <w:i/>
+                      <w:color w:val="1A1A1A"/>
+                      <w:sz w:val="22"/>
                       <w:szCs w:val="21"/>
                     </w:rPr>
-                    <w:tab/>
-                  </w:r>
-                  <w:r>
-                    <w:rPr>
-                      <w:rFonts w:ascii="Avenir Next" w:hAnsi="Avenir Next" w:cs="Avenir Next" w:eastAsia="Avenir Next"/>
-                      <w:i/>
-                      <w:color w:val="1A1A1A"/>
-                      <w:sz w:val="21"/>
-                      <w:szCs w:val="21"/>
-                    </w:rPr>
                     <w:t xml:space="preserve">w</w:t>
                   </w:r>
                   <w:r>
                     <w:rPr>
                       <w:rFonts w:ascii="Avenir Next" w:hAnsi="Avenir Next" w:cs="Avenir Next" w:eastAsia="Avenir Next"/>
                       <w:color w:val="1A1A1A"/>
-                      <w:sz w:val="21"/>
+                      <w:sz w:val="22"/>
                       <w:szCs w:val="21"/>
                     </w:rPr>
                     <w:t xml:space="preserve"> + 9 = 72</w:t>
@@ -5739,44 +5751,44 @@
                       <w:rFonts w:ascii="Avenir Next" w:hAnsi="Avenir Next" w:cs="Avenir Next" w:eastAsia="Avenir Next"/>
                       <w:b/>
                       <w:color w:val="003A70"/>
+                      <w:sz w:val="22"/>
+                      <w:szCs w:val="21"/>
+                    </w:rPr>
+                    <w:t xml:space="preserve">B</w:t>
+                  </w:r>
+                  <w:r>
+                    <w:rPr>
+                      <w:rFonts w:ascii="Avenir Next" w:hAnsi="Avenir Next" w:cs="Avenir Next" w:eastAsia="Avenir Next"/>
+                      <w:color w:val="1A1A1A"/>
                       <w:sz w:val="21"/>
                       <w:szCs w:val="21"/>
                     </w:rPr>
-                    <w:t xml:space="preserve">B</w:t>
-                  </w:r>
-                  <w:r>
-                    <w:rPr>
-                      <w:rFonts w:ascii="Avenir Next" w:hAnsi="Avenir Next" w:cs="Avenir Next" w:eastAsia="Avenir Next"/>
-                      <w:color w:val="1A1A1A"/>
-                      <w:sz w:val="21"/>
+                    <w:tab/>
+                  </w:r>
+                  <w:r>
+                    <w:rPr>
+                      <w:rFonts w:ascii="Avenir Next" w:hAnsi="Avenir Next" w:cs="Avenir Next" w:eastAsia="Avenir Next"/>
+                      <w:color w:val="1A1A1A"/>
+                      <w:sz w:val="22"/>
                       <w:szCs w:val="21"/>
                     </w:rPr>
-                    <w:tab/>
-                  </w:r>
-                  <w:r>
-                    <w:rPr>
-                      <w:rFonts w:ascii="Avenir Next" w:hAnsi="Avenir Next" w:cs="Avenir Next" w:eastAsia="Avenir Next"/>
-                      <w:color w:val="1A1A1A"/>
-                      <w:sz w:val="21"/>
+                    <w:t xml:space="preserve">9</w:t>
+                  </w:r>
+                  <w:r>
+                    <w:rPr>
+                      <w:rFonts w:ascii="Avenir Next" w:hAnsi="Avenir Next" w:cs="Avenir Next" w:eastAsia="Avenir Next"/>
+                      <w:i/>
+                      <w:color w:val="1A1A1A"/>
+                      <w:sz w:val="22"/>
                       <w:szCs w:val="21"/>
                     </w:rPr>
-                    <w:t xml:space="preserve">9</w:t>
-                  </w:r>
-                  <w:r>
-                    <w:rPr>
-                      <w:rFonts w:ascii="Avenir Next" w:hAnsi="Avenir Next" w:cs="Avenir Next" w:eastAsia="Avenir Next"/>
-                      <w:i/>
-                      <w:color w:val="1A1A1A"/>
-                      <w:sz w:val="21"/>
-                      <w:szCs w:val="21"/>
-                    </w:rPr>
                     <w:t xml:space="preserve">w</w:t>
                   </w:r>
                   <w:r>
                     <w:rPr>
                       <w:rFonts w:ascii="Avenir Next" w:hAnsi="Avenir Next" w:cs="Avenir Next" w:eastAsia="Avenir Next"/>
                       <w:color w:val="1A1A1A"/>
-                      <w:sz w:val="21"/>
+                      <w:sz w:val="22"/>
                       <w:szCs w:val="21"/>
                     </w:rPr>
                     <w:t xml:space="preserve"> = 72</w:t>
@@ -5801,35 +5813,35 @@
                       <w:rFonts w:ascii="Avenir Next" w:hAnsi="Avenir Next" w:cs="Avenir Next" w:eastAsia="Avenir Next"/>
                       <w:b/>
                       <w:color w:val="003A70"/>
+                      <w:sz w:val="22"/>
+                      <w:szCs w:val="21"/>
+                    </w:rPr>
+                    <w:t xml:space="preserve">C</w:t>
+                  </w:r>
+                  <w:r>
+                    <w:rPr>
+                      <w:rFonts w:ascii="Avenir Next" w:hAnsi="Avenir Next" w:cs="Avenir Next" w:eastAsia="Avenir Next"/>
+                      <w:color w:val="1A1A1A"/>
                       <w:sz w:val="21"/>
                       <w:szCs w:val="21"/>
                     </w:rPr>
-                    <w:t xml:space="preserve">C</w:t>
-                  </w:r>
-                  <w:r>
-                    <w:rPr>
-                      <w:rFonts w:ascii="Avenir Next" w:hAnsi="Avenir Next" w:cs="Avenir Next" w:eastAsia="Avenir Next"/>
-                      <w:color w:val="1A1A1A"/>
-                      <w:sz w:val="21"/>
+                    <w:tab/>
+                  </w:r>
+                  <w:r>
+                    <w:rPr>
+                      <w:rFonts w:ascii="Avenir Next" w:hAnsi="Avenir Next" w:cs="Avenir Next" w:eastAsia="Avenir Next"/>
+                      <w:i/>
+                      <w:color w:val="1A1A1A"/>
+                      <w:sz w:val="22"/>
                       <w:szCs w:val="21"/>
                     </w:rPr>
-                    <w:tab/>
-                  </w:r>
-                  <w:r>
-                    <w:rPr>
-                      <w:rFonts w:ascii="Avenir Next" w:hAnsi="Avenir Next" w:cs="Avenir Next" w:eastAsia="Avenir Next"/>
-                      <w:i/>
-                      <w:color w:val="1A1A1A"/>
-                      <w:sz w:val="21"/>
-                      <w:szCs w:val="21"/>
-                    </w:rPr>
                     <w:t xml:space="preserve">w</w:t>
                   </w:r>
                   <w:r>
                     <w:rPr>
                       <w:rFonts w:ascii="Avenir Next" w:hAnsi="Avenir Next" w:cs="Avenir Next" w:eastAsia="Avenir Next"/>
                       <w:color w:val="1A1A1A"/>
-                      <w:sz w:val="21"/>
+                      <w:sz w:val="22"/>
                       <w:szCs w:val="21"/>
                     </w:rPr>
                     <w:t xml:space="preserve"> ÷ 9 = 72</w:t>
@@ -5854,44 +5866,44 @@
                       <w:rFonts w:ascii="Avenir Next" w:hAnsi="Avenir Next" w:cs="Avenir Next" w:eastAsia="Avenir Next"/>
                       <w:b/>
                       <w:color w:val="003A70"/>
+                      <w:sz w:val="22"/>
+                      <w:szCs w:val="21"/>
+                    </w:rPr>
+                    <w:t xml:space="preserve">D</w:t>
+                  </w:r>
+                  <w:r>
+                    <w:rPr>
+                      <w:rFonts w:ascii="Avenir Next" w:hAnsi="Avenir Next" w:cs="Avenir Next" w:eastAsia="Avenir Next"/>
+                      <w:color w:val="1A1A1A"/>
                       <w:sz w:val="21"/>
                       <w:szCs w:val="21"/>
                     </w:rPr>
-                    <w:t xml:space="preserve">D</w:t>
-                  </w:r>
-                  <w:r>
-                    <w:rPr>
-                      <w:rFonts w:ascii="Avenir Next" w:hAnsi="Avenir Next" w:cs="Avenir Next" w:eastAsia="Avenir Next"/>
-                      <w:color w:val="1A1A1A"/>
-                      <w:sz w:val="21"/>
+                    <w:tab/>
+                  </w:r>
+                  <w:r>
+                    <w:rPr>
+                      <w:rFonts w:ascii="Avenir Next" w:hAnsi="Avenir Next" w:cs="Avenir Next" w:eastAsia="Avenir Next"/>
+                      <w:color w:val="1A1A1A"/>
+                      <w:sz w:val="22"/>
                       <w:szCs w:val="21"/>
                     </w:rPr>
-                    <w:tab/>
-                  </w:r>
-                  <w:r>
-                    <w:rPr>
-                      <w:rFonts w:ascii="Avenir Next" w:hAnsi="Avenir Next" w:cs="Avenir Next" w:eastAsia="Avenir Next"/>
-                      <w:color w:val="1A1A1A"/>
-                      <w:sz w:val="21"/>
+                    <w:t xml:space="preserve">72</w:t>
+                  </w:r>
+                  <w:r>
+                    <w:rPr>
+                      <w:rFonts w:ascii="Avenir Next" w:hAnsi="Avenir Next" w:cs="Avenir Next" w:eastAsia="Avenir Next"/>
+                      <w:i/>
+                      <w:color w:val="1A1A1A"/>
+                      <w:sz w:val="22"/>
                       <w:szCs w:val="21"/>
                     </w:rPr>
-                    <w:t xml:space="preserve">72</w:t>
-                  </w:r>
-                  <w:r>
-                    <w:rPr>
-                      <w:rFonts w:ascii="Avenir Next" w:hAnsi="Avenir Next" w:cs="Avenir Next" w:eastAsia="Avenir Next"/>
-                      <w:i/>
-                      <w:color w:val="1A1A1A"/>
-                      <w:sz w:val="21"/>
-                      <w:szCs w:val="21"/>
-                    </w:rPr>
                     <w:t xml:space="preserve">w</w:t>
                   </w:r>
                   <w:r>
                     <w:rPr>
                       <w:rFonts w:ascii="Avenir Next" w:hAnsi="Avenir Next" w:cs="Avenir Next" w:eastAsia="Avenir Next"/>
                       <w:color w:val="1A1A1A"/>
-                      <w:sz w:val="21"/>
+                      <w:sz w:val="22"/>
                       <w:szCs w:val="21"/>
                     </w:rPr>
                     <w:t xml:space="preserve"> = 9</w:t>
@@ -6077,35 +6089,35 @@
                       <w:rFonts w:ascii="Avenir Next" w:hAnsi="Avenir Next" w:cs="Avenir Next" w:eastAsia="Avenir Next"/>
                       <w:b/>
                       <w:color w:val="003A70"/>
+                      <w:sz w:val="22"/>
+                      <w:szCs w:val="21"/>
+                    </w:rPr>
+                    <w:t xml:space="preserve">A</w:t>
+                  </w:r>
+                  <w:r>
+                    <w:rPr>
+                      <w:rFonts w:ascii="Avenir Next" w:hAnsi="Avenir Next" w:cs="Avenir Next" w:eastAsia="Avenir Next"/>
+                      <w:color w:val="1A1A1A"/>
                       <w:sz w:val="21"/>
                       <w:szCs w:val="21"/>
                     </w:rPr>
-                    <w:t xml:space="preserve">A</w:t>
-                  </w:r>
-                  <w:r>
-                    <w:rPr>
-                      <w:rFonts w:ascii="Avenir Next" w:hAnsi="Avenir Next" w:cs="Avenir Next" w:eastAsia="Avenir Next"/>
-                      <w:color w:val="1A1A1A"/>
-                      <w:sz w:val="21"/>
+                    <w:tab/>
+                  </w:r>
+                  <w:r>
+                    <w:rPr>
+                      <w:rFonts w:ascii="Avenir Next" w:hAnsi="Avenir Next" w:cs="Avenir Next" w:eastAsia="Avenir Next"/>
+                      <w:i/>
+                      <w:color w:val="1A1A1A"/>
+                      <w:sz w:val="22"/>
                       <w:szCs w:val="21"/>
                     </w:rPr>
-                    <w:tab/>
-                  </w:r>
-                  <w:r>
-                    <w:rPr>
-                      <w:rFonts w:ascii="Avenir Next" w:hAnsi="Avenir Next" w:cs="Avenir Next" w:eastAsia="Avenir Next"/>
-                      <w:i/>
-                      <w:color w:val="1A1A1A"/>
-                      <w:sz w:val="21"/>
-                      <w:szCs w:val="21"/>
-                    </w:rPr>
                     <w:t xml:space="preserve">n</w:t>
                   </w:r>
                   <w:r>
                     <w:rPr>
                       <w:rFonts w:ascii="Avenir Next" w:hAnsi="Avenir Next" w:cs="Avenir Next" w:eastAsia="Avenir Next"/>
                       <w:color w:val="1A1A1A"/>
-                      <w:sz w:val="21"/>
+                      <w:sz w:val="22"/>
                       <w:szCs w:val="21"/>
                     </w:rPr>
                     <w:t xml:space="preserve"> = 12</w:t>
@@ -6130,35 +6142,35 @@
                       <w:rFonts w:ascii="Avenir Next" w:hAnsi="Avenir Next" w:cs="Avenir Next" w:eastAsia="Avenir Next"/>
                       <w:b/>
                       <w:color w:val="003A70"/>
+                      <w:sz w:val="22"/>
+                      <w:szCs w:val="21"/>
+                    </w:rPr>
+                    <w:t xml:space="preserve">B</w:t>
+                  </w:r>
+                  <w:r>
+                    <w:rPr>
+                      <w:rFonts w:ascii="Avenir Next" w:hAnsi="Avenir Next" w:cs="Avenir Next" w:eastAsia="Avenir Next"/>
+                      <w:color w:val="1A1A1A"/>
                       <w:sz w:val="21"/>
                       <w:szCs w:val="21"/>
                     </w:rPr>
-                    <w:t xml:space="preserve">B</w:t>
-                  </w:r>
-                  <w:r>
-                    <w:rPr>
-                      <w:rFonts w:ascii="Avenir Next" w:hAnsi="Avenir Next" w:cs="Avenir Next" w:eastAsia="Avenir Next"/>
-                      <w:color w:val="1A1A1A"/>
-                      <w:sz w:val="21"/>
+                    <w:tab/>
+                  </w:r>
+                  <w:r>
+                    <w:rPr>
+                      <w:rFonts w:ascii="Avenir Next" w:hAnsi="Avenir Next" w:cs="Avenir Next" w:eastAsia="Avenir Next"/>
+                      <w:i/>
+                      <w:color w:val="1A1A1A"/>
+                      <w:sz w:val="22"/>
                       <w:szCs w:val="21"/>
                     </w:rPr>
-                    <w:tab/>
-                  </w:r>
-                  <w:r>
-                    <w:rPr>
-                      <w:rFonts w:ascii="Avenir Next" w:hAnsi="Avenir Next" w:cs="Avenir Next" w:eastAsia="Avenir Next"/>
-                      <w:i/>
-                      <w:color w:val="1A1A1A"/>
-                      <w:sz w:val="21"/>
-                      <w:szCs w:val="21"/>
-                    </w:rPr>
                     <w:t xml:space="preserve">n</w:t>
                   </w:r>
                   <w:r>
                     <w:rPr>
                       <w:rFonts w:ascii="Avenir Next" w:hAnsi="Avenir Next" w:cs="Avenir Next" w:eastAsia="Avenir Next"/>
                       <w:color w:val="1A1A1A"/>
-                      <w:sz w:val="21"/>
+                      <w:sz w:val="22"/>
                       <w:szCs w:val="21"/>
                     </w:rPr>
                     <w:t xml:space="preserve"> = 27</w:t>
@@ -6183,35 +6195,35 @@
                       <w:rFonts w:ascii="Avenir Next" w:hAnsi="Avenir Next" w:cs="Avenir Next" w:eastAsia="Avenir Next"/>
                       <w:b/>
                       <w:color w:val="003A70"/>
+                      <w:sz w:val="22"/>
+                      <w:szCs w:val="21"/>
+                    </w:rPr>
+                    <w:t xml:space="preserve">C</w:t>
+                  </w:r>
+                  <w:r>
+                    <w:rPr>
+                      <w:rFonts w:ascii="Avenir Next" w:hAnsi="Avenir Next" w:cs="Avenir Next" w:eastAsia="Avenir Next"/>
+                      <w:color w:val="1A1A1A"/>
                       <w:sz w:val="21"/>
                       <w:szCs w:val="21"/>
                     </w:rPr>
-                    <w:t xml:space="preserve">C</w:t>
-                  </w:r>
-                  <w:r>
-                    <w:rPr>
-                      <w:rFonts w:ascii="Avenir Next" w:hAnsi="Avenir Next" w:cs="Avenir Next" w:eastAsia="Avenir Next"/>
-                      <w:color w:val="1A1A1A"/>
-                      <w:sz w:val="21"/>
+                    <w:tab/>
+                  </w:r>
+                  <w:r>
+                    <w:rPr>
+                      <w:rFonts w:ascii="Avenir Next" w:hAnsi="Avenir Next" w:cs="Avenir Next" w:eastAsia="Avenir Next"/>
+                      <w:i/>
+                      <w:color w:val="1A1A1A"/>
+                      <w:sz w:val="22"/>
                       <w:szCs w:val="21"/>
                     </w:rPr>
-                    <w:tab/>
-                  </w:r>
-                  <w:r>
-                    <w:rPr>
-                      <w:rFonts w:ascii="Avenir Next" w:hAnsi="Avenir Next" w:cs="Avenir Next" w:eastAsia="Avenir Next"/>
-                      <w:i/>
-                      <w:color w:val="1A1A1A"/>
-                      <w:sz w:val="21"/>
-                      <w:szCs w:val="21"/>
-                    </w:rPr>
                     <w:t xml:space="preserve">n</w:t>
                   </w:r>
                   <w:r>
                     <w:rPr>
                       <w:rFonts w:ascii="Avenir Next" w:hAnsi="Avenir Next" w:cs="Avenir Next" w:eastAsia="Avenir Next"/>
                       <w:color w:val="1A1A1A"/>
-                      <w:sz w:val="21"/>
+                      <w:sz w:val="22"/>
                       <w:szCs w:val="21"/>
                     </w:rPr>
                     <w:t xml:space="preserve"> = 42</w:t>
@@ -6236,35 +6248,35 @@
                       <w:rFonts w:ascii="Avenir Next" w:hAnsi="Avenir Next" w:cs="Avenir Next" w:eastAsia="Avenir Next"/>
                       <w:b/>
                       <w:color w:val="003A70"/>
+                      <w:sz w:val="22"/>
+                      <w:szCs w:val="21"/>
+                    </w:rPr>
+                    <w:t xml:space="preserve">D</w:t>
+                  </w:r>
+                  <w:r>
+                    <w:rPr>
+                      <w:rFonts w:ascii="Avenir Next" w:hAnsi="Avenir Next" w:cs="Avenir Next" w:eastAsia="Avenir Next"/>
+                      <w:color w:val="1A1A1A"/>
                       <w:sz w:val="21"/>
                       <w:szCs w:val="21"/>
                     </w:rPr>
-                    <w:t xml:space="preserve">D</w:t>
-                  </w:r>
-                  <w:r>
-                    <w:rPr>
-                      <w:rFonts w:ascii="Avenir Next" w:hAnsi="Avenir Next" w:cs="Avenir Next" w:eastAsia="Avenir Next"/>
-                      <w:color w:val="1A1A1A"/>
-                      <w:sz w:val="21"/>
+                    <w:tab/>
+                  </w:r>
+                  <w:r>
+                    <w:rPr>
+                      <w:rFonts w:ascii="Avenir Next" w:hAnsi="Avenir Next" w:cs="Avenir Next" w:eastAsia="Avenir Next"/>
+                      <w:i/>
+                      <w:color w:val="1A1A1A"/>
+                      <w:sz w:val="22"/>
                       <w:szCs w:val="21"/>
                     </w:rPr>
-                    <w:tab/>
-                  </w:r>
-                  <w:r>
-                    <w:rPr>
-                      <w:rFonts w:ascii="Avenir Next" w:hAnsi="Avenir Next" w:cs="Avenir Next" w:eastAsia="Avenir Next"/>
-                      <w:i/>
-                      <w:color w:val="1A1A1A"/>
-                      <w:sz w:val="21"/>
-                      <w:szCs w:val="21"/>
-                    </w:rPr>
                     <w:t xml:space="preserve">n</w:t>
                   </w:r>
                   <w:r>
                     <w:rPr>
                       <w:rFonts w:ascii="Avenir Next" w:hAnsi="Avenir Next" w:cs="Avenir Next" w:eastAsia="Avenir Next"/>
                       <w:color w:val="1A1A1A"/>
-                      <w:sz w:val="21"/>
+                      <w:sz w:val="22"/>
                       <w:szCs w:val="21"/>
                     </w:rPr>
                     <w:t xml:space="preserve"> = 405</w:t>
@@ -6330,6 +6342,7 @@
           </w:tcPr>
           <w:p>
             <w:pPr>
+              <w:pStyle w:val="Heading2"/>
               <w:spacing w:before="0" w:after="0" w:line="240" w:lineRule="auto"/>
             </w:pPr>
             <w:r>
@@ -6367,7 +6380,7 @@
               <w:rPr>
                 <w:rFonts w:ascii="Avenir Next" w:hAnsi="Avenir Next" w:cs="Avenir Next" w:eastAsia="Avenir Next"/>
                 <w:color w:val="1A1A1A"/>
-                <w:sz w:val="17"/>
+                <w:sz w:val="22"/>
                 <w:szCs w:val="17"/>
               </w:rPr>
               <w:t xml:space="preserve">  I can do this on my own</w:t>
@@ -6396,7 +6409,7 @@
               <w:rPr>
                 <w:rFonts w:ascii="Avenir Next" w:hAnsi="Avenir Next" w:cs="Avenir Next" w:eastAsia="Avenir Next"/>
                 <w:color w:val="1A1A1A"/>
-                <w:sz w:val="17"/>
+                <w:sz w:val="22"/>
                 <w:szCs w:val="17"/>
               </w:rPr>
               <w:t xml:space="preserve">  I need a little help</w:t>
@@ -6425,7 +6438,7 @@
               <w:rPr>
                 <w:rFonts w:ascii="Avenir Next" w:hAnsi="Avenir Next" w:cs="Avenir Next" w:eastAsia="Avenir Next"/>
                 <w:color w:val="1A1A1A"/>
-                <w:sz w:val="17"/>
+                <w:sz w:val="22"/>
                 <w:szCs w:val="17"/>
               </w:rPr>
               <w:t xml:space="preserve">  I have a question about #</w:t>
@@ -6532,7 +6545,106 @@
               <w:sz w:val="15"/>
               <w:szCs w:val="15"/>
             </w:rPr>
-            <w:t xml:space="preserve">Lesson 8-1  ·  Homework Packet  ·  Level 1</w:t>
+            <w:t xml:space="preserve">8-1 · Page </w:t>
+          </w:r>
+          <w:r>
+            <w:rPr>
+              <w:rFonts w:ascii="Avenir Next" w:hAnsi="Avenir Next" w:cs="Avenir Next" w:eastAsia="Avenir Next"/>
+              <w:color w:val="5A5F66"/>
+              <w:sz w:val="15"/>
+              <w:szCs w:val="15"/>
+            </w:rPr>
+            <w:fldChar w:fldCharType="begin"/>
+          </w:r>
+          <w:r>
+            <w:rPr>
+              <w:rFonts w:ascii="Avenir Next" w:hAnsi="Avenir Next" w:cs="Avenir Next" w:eastAsia="Avenir Next"/>
+              <w:color w:val="5A5F66"/>
+              <w:sz w:val="15"/>
+              <w:szCs w:val="15"/>
+            </w:rPr>
+            <w:instrText xml:space="preserve"> PAGE </w:instrText>
+          </w:r>
+          <w:r>
+            <w:rPr>
+              <w:rFonts w:ascii="Avenir Next" w:hAnsi="Avenir Next" w:cs="Avenir Next" w:eastAsia="Avenir Next"/>
+              <w:color w:val="5A5F66"/>
+              <w:sz w:val="15"/>
+              <w:szCs w:val="15"/>
+            </w:rPr>
+            <w:fldChar w:fldCharType="separate"/>
+          </w:r>
+          <w:r>
+            <w:rPr>
+              <w:rFonts w:ascii="Avenir Next" w:hAnsi="Avenir Next" w:cs="Avenir Next" w:eastAsia="Avenir Next"/>
+              <w:color w:val="5A5F66"/>
+              <w:sz w:val="15"/>
+              <w:szCs w:val="15"/>
+            </w:rPr>
+            <w:t xml:space="preserve">1</w:t>
+          </w:r>
+          <w:r>
+            <w:rPr>
+              <w:rFonts w:ascii="Avenir Next" w:hAnsi="Avenir Next" w:cs="Avenir Next" w:eastAsia="Avenir Next"/>
+              <w:color w:val="5A5F66"/>
+              <w:sz w:val="15"/>
+              <w:szCs w:val="15"/>
+            </w:rPr>
+            <w:fldChar w:fldCharType="end"/>
+          </w:r>
+          <w:r>
+            <w:rPr>
+              <w:rFonts w:ascii="Avenir Next" w:hAnsi="Avenir Next" w:cs="Avenir Next" w:eastAsia="Avenir Next"/>
+              <w:color w:val="5A5F66"/>
+              <w:sz w:val="15"/>
+              <w:szCs w:val="15"/>
+            </w:rPr>
+            <w:t xml:space="preserve"> of </w:t>
+          </w:r>
+          <w:r>
+            <w:rPr>
+              <w:rFonts w:ascii="Avenir Next" w:hAnsi="Avenir Next" w:cs="Avenir Next" w:eastAsia="Avenir Next"/>
+              <w:color w:val="5A5F66"/>
+              <w:sz w:val="15"/>
+              <w:szCs w:val="15"/>
+            </w:rPr>
+            <w:fldChar w:fldCharType="begin"/>
+          </w:r>
+          <w:r>
+            <w:rPr>
+              <w:rFonts w:ascii="Avenir Next" w:hAnsi="Avenir Next" w:cs="Avenir Next" w:eastAsia="Avenir Next"/>
+              <w:color w:val="5A5F66"/>
+              <w:sz w:val="15"/>
+              <w:szCs w:val="15"/>
+            </w:rPr>
+            <w:instrText xml:space="preserve"> NUMPAGES </w:instrText>
+          </w:r>
+          <w:r>
+            <w:rPr>
+              <w:rFonts w:ascii="Avenir Next" w:hAnsi="Avenir Next" w:cs="Avenir Next" w:eastAsia="Avenir Next"/>
+              <w:color w:val="5A5F66"/>
+              <w:sz w:val="15"/>
+              <w:szCs w:val="15"/>
+            </w:rPr>
+            <w:fldChar w:fldCharType="separate"/>
+          </w:r>
+          <w:r>
+            <w:rPr>
+              <w:rFonts w:ascii="Avenir Next" w:hAnsi="Avenir Next" w:cs="Avenir Next" w:eastAsia="Avenir Next"/>
+              <w:color w:val="5A5F66"/>
+              <w:sz w:val="15"/>
+              <w:szCs w:val="15"/>
+            </w:rPr>
+            <w:t xml:space="preserve">1</w:t>
+          </w:r>
+          <w:r>
+            <w:rPr>
+              <w:rFonts w:ascii="Avenir Next" w:hAnsi="Avenir Next" w:cs="Avenir Next" w:eastAsia="Avenir Next"/>
+              <w:color w:val="5A5F66"/>
+              <w:sz w:val="15"/>
+              <w:szCs w:val="15"/>
+            </w:rPr>
+            <w:fldChar w:fldCharType="end"/>
           </w:r>
         </w:p>
       </w:tc>
@@ -6575,5 +6687,23 @@
       </w:tblCellMar>
     </w:tblPr>
   </w:style>
+  <w:style w:type="paragraph" w:styleId="Heading1">
+    <w:name w:val="heading 1"/>
+    <w:basedOn w:val="Normal"/>
+    <w:pPr>
+      <w:outlineLvl w:val="0"/>
+      <w:keepNext w:val="0"/>
+      <w:keepLines w:val="0"/>
+    </w:pPr>
+  </w:style>
+  <w:style w:type="paragraph" w:styleId="Heading2">
+    <w:name w:val="heading 2"/>
+    <w:basedOn w:val="Normal"/>
+    <w:pPr>
+      <w:outlineLvl w:val="1"/>
+      <w:keepNext w:val="0"/>
+      <w:keepLines w:val="0"/>
+    </w:pPr>
+  </w:style>
 </w:styles>
 </file>